--- a/Meeting Minutes.docx
+++ b/Meeting Minutes.docx
@@ -6,6 +6,7 @@
       <w:pPr>
         <w:jc w:val="center"/>
         <w:rPr>
+          <w:rFonts w:ascii="Arial" w:hAnsi="Arial" w:cs="Arial"/>
           <w:b/>
           <w:bCs/>
           <w:sz w:val="40"/>
@@ -15,6 +16,7 @@
       </w:pPr>
       <w:r>
         <w:rPr>
+          <w:rFonts w:ascii="Arial" w:hAnsi="Arial" w:cs="Arial"/>
           <w:b/>
           <w:bCs/>
           <w:sz w:val="40"/>
@@ -373,16 +375,7 @@
               </w:rPr>
               <w:t xml:space="preserve">The team read through the project brief and came up with questions for the </w:t>
             </w:r>
-          </w:p>
-          <w:p>
-            <w:pPr>
-              <w:numPr>
-                <w:ilvl w:val="1"/>
-                <w:numId w:val="3"/>
-              </w:numPr>
-              <w:shd w:val="clear" w:color="auto" w:fill="FFFFFF"/>
-              <w:spacing w:before="100" w:beforeAutospacing="1" w:after="100" w:afterAutospacing="1"/>
-              <w:textAlignment w:val="baseline"/>
+            <w:r>
               <w:rPr>
                 <w:rFonts w:ascii="Arial" w:eastAsia="Times New Roman" w:hAnsi="Arial" w:cs="Arial"/>
                 <w:color w:val="000000"/>
@@ -392,7 +385,8 @@
                 <w:lang w:eastAsia="en-GB"/>
                 <w14:ligatures w14:val="none"/>
               </w:rPr>
-            </w:pPr>
+              <w:t>client.</w:t>
+            </w:r>
           </w:p>
           <w:p>
             <w:pPr>
@@ -451,19 +445,7 @@
                 <w:lang w:eastAsia="en-GB"/>
                 <w14:ligatures w14:val="none"/>
               </w:rPr>
-              <w:t xml:space="preserve">No technical tasks were assigned or completed in Week </w:t>
-            </w:r>
-            <w:r>
-              <w:rPr>
-                <w:rFonts w:ascii="Arial" w:eastAsia="Times New Roman" w:hAnsi="Arial" w:cs="Arial"/>
-                <w:color w:val="000000"/>
-                <w:kern w:val="0"/>
-                <w:sz w:val="22"/>
-                <w:szCs w:val="22"/>
-                <w:lang w:eastAsia="en-GB"/>
-                <w14:ligatures w14:val="none"/>
-              </w:rPr>
-              <w:t>2</w:t>
+              <w:t>No technical tasks were assigned or completed in Week 2</w:t>
             </w:r>
             <w:r>
               <w:rPr>
@@ -567,39 +549,7 @@
                 <w:sz w:val="22"/>
                 <w:szCs w:val="22"/>
               </w:rPr>
-              <w:t xml:space="preserve">Refine </w:t>
-            </w:r>
-            <w:r>
-              <w:rPr>
-                <w:rFonts w:ascii="Arial" w:hAnsi="Arial" w:cs="Arial"/>
-                <w:sz w:val="22"/>
-                <w:szCs w:val="22"/>
-              </w:rPr>
-              <w:t>o</w:t>
-            </w:r>
-            <w:r>
-              <w:rPr>
-                <w:rFonts w:ascii="Arial" w:hAnsi="Arial" w:cs="Arial"/>
-                <w:sz w:val="22"/>
-                <w:szCs w:val="22"/>
-              </w:rPr>
-              <w:t>ur initial list of requirements based on the client</w:t>
-            </w:r>
-            <w:r>
-              <w:rPr>
-                <w:rFonts w:ascii="Arial" w:hAnsi="Arial" w:cs="Arial" w:hint="cs"/>
-                <w:sz w:val="22"/>
-                <w:szCs w:val="22"/>
-              </w:rPr>
-              <w:t>’</w:t>
-            </w:r>
-            <w:r>
-              <w:rPr>
-                <w:rFonts w:ascii="Arial" w:hAnsi="Arial" w:cs="Arial"/>
-                <w:sz w:val="22"/>
-                <w:szCs w:val="22"/>
-              </w:rPr>
-              <w:t>s input.</w:t>
+              <w:t>Refine our initial list of requirements based on the client’s input.</w:t>
             </w:r>
           </w:p>
           <w:p>
@@ -650,8 +600,16 @@
             <w:tcW w:w="1985" w:type="dxa"/>
           </w:tcPr>
           <w:p>
-            <w:r>
-              <w:t>s</w:t>
+            <w:pPr>
+              <w:rPr>
+                <w:rFonts w:ascii="Arial" w:hAnsi="Arial" w:cs="Arial"/>
+              </w:rPr>
+            </w:pPr>
+            <w:r>
+              <w:rPr>
+                <w:rFonts w:ascii="Arial" w:hAnsi="Arial" w:cs="Arial"/>
+              </w:rPr>
+              <w:t>05/02/2026</w:t>
             </w:r>
           </w:p>
         </w:tc>
@@ -699,21 +657,18 @@
             </w:pPr>
           </w:p>
           <w:p>
-            <w:r>
-              <w:rPr>
-                <w:rFonts w:ascii="Arial" w:hAnsi="Arial" w:cs="Arial"/>
-                <w:sz w:val="22"/>
-                <w:szCs w:val="22"/>
-              </w:rPr>
-              <w:t>Absence</w:t>
-            </w:r>
-            <w:r>
-              <w:rPr>
-                <w:rFonts w:ascii="Arial" w:hAnsi="Arial" w:cs="Arial"/>
-                <w:sz w:val="22"/>
-                <w:szCs w:val="22"/>
-              </w:rPr>
-              <w:t>: No members were absent</w:t>
+            <w:pPr>
+              <w:rPr>
+                <w:rFonts w:ascii="Arial" w:hAnsi="Arial" w:cs="Arial"/>
+              </w:rPr>
+            </w:pPr>
+            <w:r>
+              <w:rPr>
+                <w:rFonts w:ascii="Arial" w:hAnsi="Arial" w:cs="Arial"/>
+                <w:sz w:val="22"/>
+                <w:szCs w:val="22"/>
+              </w:rPr>
+              <w:t>Absence: No members were absent</w:t>
             </w:r>
           </w:p>
         </w:tc>
@@ -722,10 +677,21 @@
             <w:tcW w:w="5954" w:type="dxa"/>
           </w:tcPr>
           <w:p>
-            <w:r>
+            <w:pPr>
+              <w:rPr>
+                <w:rFonts w:ascii="Arial" w:hAnsi="Arial" w:cs="Arial"/>
+              </w:rPr>
+            </w:pPr>
+            <w:r>
+              <w:rPr>
+                <w:rFonts w:ascii="Arial" w:hAnsi="Arial" w:cs="Arial"/>
+              </w:rPr>
               <w:t>Key points discussed with client:</w:t>
             </w:r>
             <w:r>
+              <w:rPr>
+                <w:rFonts w:ascii="Arial" w:hAnsi="Arial" w:cs="Arial"/>
+              </w:rPr>
               <w:t xml:space="preserve"> </w:t>
             </w:r>
           </w:p>
@@ -736,8 +702,14 @@
                 <w:ilvl w:val="0"/>
                 <w:numId w:val="6"/>
               </w:numPr>
-            </w:pPr>
-            <w:r>
+              <w:rPr>
+                <w:rFonts w:ascii="Arial" w:hAnsi="Arial" w:cs="Arial"/>
+              </w:rPr>
+            </w:pPr>
+            <w:r>
+              <w:rPr>
+                <w:rFonts w:ascii="Arial" w:hAnsi="Arial" w:cs="Arial"/>
+              </w:rPr>
               <w:t>The background of the project</w:t>
             </w:r>
           </w:p>
@@ -748,8 +720,14 @@
                 <w:ilvl w:val="0"/>
                 <w:numId w:val="6"/>
               </w:numPr>
-            </w:pPr>
-            <w:r>
+              <w:rPr>
+                <w:rFonts w:ascii="Arial" w:hAnsi="Arial" w:cs="Arial"/>
+              </w:rPr>
+            </w:pPr>
+            <w:r>
+              <w:rPr>
+                <w:rFonts w:ascii="Arial" w:hAnsi="Arial" w:cs="Arial"/>
+              </w:rPr>
               <w:t xml:space="preserve">Target audience </w:t>
             </w:r>
           </w:p>
@@ -760,8 +738,14 @@
                 <w:ilvl w:val="0"/>
                 <w:numId w:val="6"/>
               </w:numPr>
-            </w:pPr>
-            <w:r>
+              <w:rPr>
+                <w:rFonts w:ascii="Arial" w:hAnsi="Arial" w:cs="Arial"/>
+              </w:rPr>
+            </w:pPr>
+            <w:r>
+              <w:rPr>
+                <w:rFonts w:ascii="Arial" w:hAnsi="Arial" w:cs="Arial"/>
+              </w:rPr>
               <w:t xml:space="preserve">Project specifications </w:t>
             </w:r>
           </w:p>
@@ -772,8 +756,14 @@
                 <w:ilvl w:val="0"/>
                 <w:numId w:val="6"/>
               </w:numPr>
-            </w:pPr>
-            <w:r>
+              <w:rPr>
+                <w:rFonts w:ascii="Arial" w:hAnsi="Arial" w:cs="Arial"/>
+              </w:rPr>
+            </w:pPr>
+            <w:r>
+              <w:rPr>
+                <w:rFonts w:ascii="Arial" w:hAnsi="Arial" w:cs="Arial"/>
+              </w:rPr>
               <w:t xml:space="preserve">System requirements </w:t>
             </w:r>
           </w:p>
@@ -784,8 +774,14 @@
                 <w:ilvl w:val="0"/>
                 <w:numId w:val="6"/>
               </w:numPr>
-            </w:pPr>
-            <w:r>
+              <w:rPr>
+                <w:rFonts w:ascii="Arial" w:hAnsi="Arial" w:cs="Arial"/>
+              </w:rPr>
+            </w:pPr>
+            <w:r>
+              <w:rPr>
+                <w:rFonts w:ascii="Arial" w:hAnsi="Arial" w:cs="Arial"/>
+              </w:rPr>
               <w:t xml:space="preserve">Timing </w:t>
             </w:r>
           </w:p>
@@ -796,8 +792,14 @@
                 <w:ilvl w:val="0"/>
                 <w:numId w:val="6"/>
               </w:numPr>
-            </w:pPr>
-            <w:r>
+              <w:rPr>
+                <w:rFonts w:ascii="Arial" w:hAnsi="Arial" w:cs="Arial"/>
+              </w:rPr>
+            </w:pPr>
+            <w:r>
+              <w:rPr>
+                <w:rFonts w:ascii="Arial" w:hAnsi="Arial" w:cs="Arial"/>
+              </w:rPr>
               <w:t xml:space="preserve">Contact information </w:t>
             </w:r>
           </w:p>
@@ -808,8 +810,14 @@
                 <w:ilvl w:val="0"/>
                 <w:numId w:val="6"/>
               </w:numPr>
-            </w:pPr>
-            <w:r>
+              <w:rPr>
+                <w:rFonts w:ascii="Arial" w:hAnsi="Arial" w:cs="Arial"/>
+              </w:rPr>
+            </w:pPr>
+            <w:r>
+              <w:rPr>
+                <w:rFonts w:ascii="Arial" w:hAnsi="Arial" w:cs="Arial"/>
+              </w:rPr>
               <w:t xml:space="preserve">Limitations </w:t>
             </w:r>
           </w:p>
@@ -820,11 +828,20 @@
                 <w:ilvl w:val="0"/>
                 <w:numId w:val="6"/>
               </w:numPr>
-            </w:pPr>
-            <w:r>
+              <w:rPr>
+                <w:rFonts w:ascii="Arial" w:hAnsi="Arial" w:cs="Arial"/>
+              </w:rPr>
+            </w:pPr>
+            <w:r>
+              <w:rPr>
+                <w:rFonts w:ascii="Arial" w:hAnsi="Arial" w:cs="Arial"/>
+              </w:rPr>
               <w:t>U</w:t>
             </w:r>
             <w:r>
+              <w:rPr>
+                <w:rFonts w:ascii="Arial" w:hAnsi="Arial" w:cs="Arial"/>
+              </w:rPr>
               <w:t>niqueness</w:t>
             </w:r>
           </w:p>
@@ -835,26 +852,58 @@
                 <w:ilvl w:val="0"/>
                 <w:numId w:val="6"/>
               </w:numPr>
-            </w:pPr>
-            <w:r>
+              <w:rPr>
+                <w:rFonts w:ascii="Arial" w:hAnsi="Arial" w:cs="Arial"/>
+              </w:rPr>
+            </w:pPr>
+            <w:r>
+              <w:rPr>
+                <w:rFonts w:ascii="Arial" w:hAnsi="Arial" w:cs="Arial"/>
+              </w:rPr>
               <w:t xml:space="preserve">Progress </w:t>
             </w:r>
           </w:p>
-          <w:p/>
-          <w:p>
-            <w:r>
+          <w:p>
+            <w:pPr>
+              <w:rPr>
+                <w:rFonts w:ascii="Arial" w:hAnsi="Arial" w:cs="Arial"/>
+              </w:rPr>
+            </w:pPr>
+          </w:p>
+          <w:p>
+            <w:pPr>
+              <w:rPr>
+                <w:rFonts w:ascii="Arial" w:hAnsi="Arial" w:cs="Arial"/>
+              </w:rPr>
+            </w:pPr>
+            <w:r>
+              <w:rPr>
+                <w:rFonts w:ascii="Arial" w:hAnsi="Arial" w:cs="Arial"/>
+              </w:rPr>
               <w:t>Any requirements, expectati</w:t>
             </w:r>
             <w:r>
+              <w:rPr>
+                <w:rFonts w:ascii="Arial" w:hAnsi="Arial" w:cs="Arial"/>
+              </w:rPr>
               <w:t xml:space="preserve">ons or </w:t>
             </w:r>
             <w:r>
+              <w:rPr>
+                <w:rFonts w:ascii="Arial" w:hAnsi="Arial" w:cs="Arial"/>
+              </w:rPr>
               <w:t>constraints</w:t>
             </w:r>
             <w:r>
+              <w:rPr>
+                <w:rFonts w:ascii="Arial" w:hAnsi="Arial" w:cs="Arial"/>
+              </w:rPr>
               <w:t xml:space="preserve"> </w:t>
             </w:r>
             <w:r>
+              <w:rPr>
+                <w:rFonts w:ascii="Arial" w:hAnsi="Arial" w:cs="Arial"/>
+              </w:rPr>
               <w:t xml:space="preserve">mentioned: </w:t>
             </w:r>
           </w:p>
@@ -865,17 +914,44 @@
                 <w:ilvl w:val="0"/>
                 <w:numId w:val="7"/>
               </w:numPr>
-            </w:pPr>
-            <w:r>
+              <w:rPr>
+                <w:rFonts w:ascii="Arial" w:hAnsi="Arial" w:cs="Arial"/>
+              </w:rPr>
+            </w:pPr>
+            <w:r>
+              <w:rPr>
+                <w:rFonts w:ascii="Arial" w:hAnsi="Arial" w:cs="Arial"/>
+              </w:rPr>
               <w:t xml:space="preserve">A web </w:t>
             </w:r>
             <w:r>
+              <w:rPr>
+                <w:rFonts w:ascii="Arial" w:hAnsi="Arial" w:cs="Arial"/>
+              </w:rPr>
               <w:t xml:space="preserve">app </w:t>
             </w:r>
             <w:r>
-              <w:t xml:space="preserve">that can run om a </w:t>
-            </w:r>
-            <w:r>
+              <w:rPr>
+                <w:rFonts w:ascii="Arial" w:hAnsi="Arial" w:cs="Arial"/>
+              </w:rPr>
+              <w:t>that can run o</w:t>
+            </w:r>
+            <w:r>
+              <w:rPr>
+                <w:rFonts w:ascii="Arial" w:hAnsi="Arial" w:cs="Arial"/>
+              </w:rPr>
+              <w:t>n</w:t>
+            </w:r>
+            <w:r>
+              <w:rPr>
+                <w:rFonts w:ascii="Arial" w:hAnsi="Arial" w:cs="Arial"/>
+              </w:rPr>
+              <w:t xml:space="preserve"> a </w:t>
+            </w:r>
+            <w:r>
+              <w:rPr>
+                <w:rFonts w:ascii="Arial" w:hAnsi="Arial" w:cs="Arial"/>
+              </w:rPr>
               <w:t>browser</w:t>
             </w:r>
           </w:p>
@@ -886,8 +962,14 @@
                 <w:ilvl w:val="0"/>
                 <w:numId w:val="7"/>
               </w:numPr>
-            </w:pPr>
-            <w:r>
+              <w:rPr>
+                <w:rFonts w:ascii="Arial" w:hAnsi="Arial" w:cs="Arial"/>
+              </w:rPr>
+            </w:pPr>
+            <w:r>
+              <w:rPr>
+                <w:rFonts w:ascii="Arial" w:hAnsi="Arial" w:cs="Arial"/>
+              </w:rPr>
               <w:t xml:space="preserve">S4 parent pages </w:t>
             </w:r>
           </w:p>
@@ -898,11 +980,20 @@
                 <w:ilvl w:val="0"/>
                 <w:numId w:val="7"/>
               </w:numPr>
-            </w:pPr>
-            <w:r>
+              <w:rPr>
+                <w:rFonts w:ascii="Arial" w:hAnsi="Arial" w:cs="Arial"/>
+              </w:rPr>
+            </w:pPr>
+            <w:r>
+              <w:rPr>
+                <w:rFonts w:ascii="Arial" w:hAnsi="Arial" w:cs="Arial"/>
+              </w:rPr>
               <w:t>Navigate</w:t>
             </w:r>
             <w:r>
+              <w:rPr>
+                <w:rFonts w:ascii="Arial" w:hAnsi="Arial" w:cs="Arial"/>
+              </w:rPr>
               <w:t xml:space="preserve"> between the pages </w:t>
             </w:r>
           </w:p>
@@ -913,8 +1004,14 @@
                 <w:ilvl w:val="0"/>
                 <w:numId w:val="7"/>
               </w:numPr>
-            </w:pPr>
-            <w:r>
+              <w:rPr>
+                <w:rFonts w:ascii="Arial" w:hAnsi="Arial" w:cs="Arial"/>
+              </w:rPr>
+            </w:pPr>
+            <w:r>
+              <w:rPr>
+                <w:rFonts w:ascii="Arial" w:hAnsi="Arial" w:cs="Arial"/>
+              </w:rPr>
               <w:t xml:space="preserve">A lot of hyperlinks </w:t>
             </w:r>
           </w:p>
@@ -925,14 +1022,26 @@
                 <w:ilvl w:val="0"/>
                 <w:numId w:val="7"/>
               </w:numPr>
-            </w:pPr>
-            <w:r>
+              <w:rPr>
+                <w:rFonts w:ascii="Arial" w:hAnsi="Arial" w:cs="Arial"/>
+              </w:rPr>
+            </w:pPr>
+            <w:r>
+              <w:rPr>
+                <w:rFonts w:ascii="Arial" w:hAnsi="Arial" w:cs="Arial"/>
+              </w:rPr>
               <w:t xml:space="preserve">A </w:t>
             </w:r>
             <w:r>
+              <w:rPr>
+                <w:rFonts w:ascii="Arial" w:hAnsi="Arial" w:cs="Arial"/>
+              </w:rPr>
               <w:t>search bar</w:t>
             </w:r>
             <w:r>
+              <w:rPr>
+                <w:rFonts w:ascii="Arial" w:hAnsi="Arial" w:cs="Arial"/>
+              </w:rPr>
               <w:t xml:space="preserve"> </w:t>
             </w:r>
           </w:p>
@@ -943,12 +1052,20 @@
                 <w:ilvl w:val="0"/>
                 <w:numId w:val="7"/>
               </w:numPr>
-            </w:pPr>
-            <w:r>
-              <w:lastRenderedPageBreak/>
+              <w:rPr>
+                <w:rFonts w:ascii="Arial" w:hAnsi="Arial" w:cs="Arial"/>
+              </w:rPr>
+            </w:pPr>
+            <w:r>
+              <w:rPr>
+                <w:rFonts w:ascii="Arial" w:hAnsi="Arial" w:cs="Arial"/>
+              </w:rPr>
               <w:t xml:space="preserve">Each code section should have </w:t>
             </w:r>
             <w:r>
+              <w:rPr>
+                <w:rFonts w:ascii="Arial" w:hAnsi="Arial" w:cs="Arial"/>
+              </w:rPr>
               <w:t xml:space="preserve">line numbers and clear comments </w:t>
             </w:r>
           </w:p>
@@ -959,38 +1076,83 @@
                 <w:ilvl w:val="0"/>
                 <w:numId w:val="7"/>
               </w:numPr>
-            </w:pPr>
-            <w:r>
+              <w:rPr>
+                <w:rFonts w:ascii="Arial" w:hAnsi="Arial" w:cs="Arial"/>
+              </w:rPr>
+            </w:pPr>
+            <w:r>
+              <w:rPr>
+                <w:rFonts w:ascii="Arial" w:hAnsi="Arial" w:cs="Arial"/>
+              </w:rPr>
               <w:t xml:space="preserve">Use </w:t>
             </w:r>
             <w:r>
+              <w:rPr>
+                <w:rFonts w:ascii="Arial" w:hAnsi="Arial" w:cs="Arial"/>
+              </w:rPr>
               <w:t>instruction</w:t>
             </w:r>
             <w:r>
+              <w:rPr>
+                <w:rFonts w:ascii="Arial" w:hAnsi="Arial" w:cs="Arial"/>
+              </w:rPr>
               <w:t xml:space="preserve"> </w:t>
             </w:r>
             <w:r>
+              <w:rPr>
+                <w:rFonts w:ascii="Arial" w:hAnsi="Arial" w:cs="Arial"/>
+              </w:rPr>
               <w:t>manual</w:t>
             </w:r>
             <w:r>
+              <w:rPr>
+                <w:rFonts w:ascii="Arial" w:hAnsi="Arial" w:cs="Arial"/>
+              </w:rPr>
               <w:t xml:space="preserve"> to </w:t>
             </w:r>
             <w:r>
+              <w:rPr>
+                <w:rFonts w:ascii="Arial" w:hAnsi="Arial" w:cs="Arial"/>
+              </w:rPr>
               <w:t>make</w:t>
             </w:r>
             <w:r>
+              <w:rPr>
+                <w:rFonts w:ascii="Arial" w:hAnsi="Arial" w:cs="Arial"/>
+              </w:rPr>
               <w:t xml:space="preserve"> it </w:t>
             </w:r>
             <w:r>
+              <w:rPr>
+                <w:rFonts w:ascii="Arial" w:hAnsi="Arial" w:cs="Arial"/>
+              </w:rPr>
               <w:t>adaptable</w:t>
             </w:r>
           </w:p>
-          <w:p/>
-          <w:p>
-            <w:r>
+          <w:p>
+            <w:pPr>
+              <w:rPr>
+                <w:rFonts w:ascii="Arial" w:hAnsi="Arial" w:cs="Arial"/>
+              </w:rPr>
+            </w:pPr>
+          </w:p>
+          <w:p>
+            <w:pPr>
+              <w:rPr>
+                <w:rFonts w:ascii="Arial" w:hAnsi="Arial" w:cs="Arial"/>
+              </w:rPr>
+            </w:pPr>
+            <w:r>
+              <w:rPr>
+                <w:rFonts w:ascii="Arial" w:hAnsi="Arial" w:cs="Arial"/>
+              </w:rPr>
+              <w:lastRenderedPageBreak/>
               <w:t>Actions agreed upon and next steps</w:t>
             </w:r>
             <w:r>
+              <w:rPr>
+                <w:rFonts w:ascii="Arial" w:hAnsi="Arial" w:cs="Arial"/>
+              </w:rPr>
               <w:t>:</w:t>
             </w:r>
           </w:p>
@@ -1001,11 +1163,20 @@
                 <w:ilvl w:val="0"/>
                 <w:numId w:val="8"/>
               </w:numPr>
-            </w:pPr>
-            <w:r>
+              <w:rPr>
+                <w:rFonts w:ascii="Arial" w:hAnsi="Arial" w:cs="Arial"/>
+              </w:rPr>
+            </w:pPr>
+            <w:r>
+              <w:rPr>
+                <w:rFonts w:ascii="Arial" w:hAnsi="Arial" w:cs="Arial"/>
+              </w:rPr>
               <w:t xml:space="preserve">We </w:t>
             </w:r>
             <w:r>
+              <w:rPr>
+                <w:rFonts w:ascii="Arial" w:hAnsi="Arial" w:cs="Arial"/>
+              </w:rPr>
               <w:t xml:space="preserve">agreed on next meeting time </w:t>
             </w:r>
           </w:p>
@@ -1016,8 +1187,14 @@
                 <w:ilvl w:val="0"/>
                 <w:numId w:val="8"/>
               </w:numPr>
-            </w:pPr>
-            <w:r>
+              <w:rPr>
+                <w:rFonts w:ascii="Arial" w:hAnsi="Arial" w:cs="Arial"/>
+              </w:rPr>
+            </w:pPr>
+            <w:r>
+              <w:rPr>
+                <w:rFonts w:ascii="Arial" w:hAnsi="Arial" w:cs="Arial"/>
+              </w:rPr>
               <w:t>Assigned tasks</w:t>
             </w:r>
           </w:p>
@@ -1028,11 +1205,20 @@
                 <w:ilvl w:val="0"/>
                 <w:numId w:val="8"/>
               </w:numPr>
-            </w:pPr>
-            <w:r>
+              <w:rPr>
+                <w:rFonts w:ascii="Arial" w:hAnsi="Arial" w:cs="Arial"/>
+              </w:rPr>
+            </w:pPr>
+            <w:r>
+              <w:rPr>
+                <w:rFonts w:ascii="Arial" w:hAnsi="Arial" w:cs="Arial"/>
+              </w:rPr>
               <w:t xml:space="preserve">Agreed on </w:t>
             </w:r>
             <w:r>
+              <w:rPr>
+                <w:rFonts w:ascii="Arial" w:hAnsi="Arial" w:cs="Arial"/>
+              </w:rPr>
               <w:t xml:space="preserve">online group works </w:t>
             </w:r>
           </w:p>
@@ -1043,12 +1229,24 @@
                 <w:ilvl w:val="0"/>
                 <w:numId w:val="8"/>
               </w:numPr>
-            </w:pPr>
-            <w:r>
+              <w:rPr>
+                <w:rFonts w:ascii="Arial" w:hAnsi="Arial" w:cs="Arial"/>
+              </w:rPr>
+            </w:pPr>
+            <w:r>
+              <w:rPr>
+                <w:rFonts w:ascii="Arial" w:hAnsi="Arial" w:cs="Arial"/>
+              </w:rPr>
               <w:t xml:space="preserve">Start working on projects </w:t>
             </w:r>
           </w:p>
-          <w:p/>
+          <w:p>
+            <w:pPr>
+              <w:rPr>
+                <w:rFonts w:ascii="Arial" w:hAnsi="Arial" w:cs="Arial"/>
+              </w:rPr>
+            </w:pPr>
+          </w:p>
         </w:tc>
       </w:tr>
       <w:tr>
@@ -1057,11 +1255,22 @@
             <w:tcW w:w="1985" w:type="dxa"/>
           </w:tcPr>
           <w:p>
-            <w:r>
+            <w:pPr>
+              <w:rPr>
+                <w:rFonts w:ascii="Arial" w:hAnsi="Arial" w:cs="Arial"/>
+              </w:rPr>
+            </w:pPr>
+            <w:r>
+              <w:rPr>
+                <w:rFonts w:ascii="Arial" w:hAnsi="Arial" w:cs="Arial"/>
+              </w:rPr>
               <w:lastRenderedPageBreak/>
               <w:t>09/</w:t>
             </w:r>
             <w:r>
+              <w:rPr>
+                <w:rFonts w:ascii="Arial" w:hAnsi="Arial" w:cs="Arial"/>
+              </w:rPr>
               <w:t>02/2026</w:t>
             </w:r>
           </w:p>
@@ -1110,21 +1319,18 @@
             </w:pPr>
           </w:p>
           <w:p>
-            <w:r>
-              <w:rPr>
-                <w:rFonts w:ascii="Arial" w:hAnsi="Arial" w:cs="Arial"/>
-                <w:sz w:val="22"/>
-                <w:szCs w:val="22"/>
-              </w:rPr>
-              <w:t>Absence</w:t>
-            </w:r>
-            <w:r>
-              <w:rPr>
-                <w:rFonts w:ascii="Arial" w:hAnsi="Arial" w:cs="Arial"/>
-                <w:sz w:val="22"/>
-                <w:szCs w:val="22"/>
-              </w:rPr>
-              <w:t xml:space="preserve">: </w:t>
+            <w:pPr>
+              <w:rPr>
+                <w:rFonts w:ascii="Arial" w:hAnsi="Arial" w:cs="Arial"/>
+              </w:rPr>
+            </w:pPr>
+            <w:r>
+              <w:rPr>
+                <w:rFonts w:ascii="Arial" w:hAnsi="Arial" w:cs="Arial"/>
+                <w:sz w:val="22"/>
+                <w:szCs w:val="22"/>
+              </w:rPr>
+              <w:t xml:space="preserve">Absence: </w:t>
             </w:r>
             <w:r>
               <w:rPr>
@@ -1143,14 +1349,43 @@
             <w:tcW w:w="5954" w:type="dxa"/>
           </w:tcPr>
           <w:p>
-            <w:r>
+            <w:pPr>
+              <w:rPr>
+                <w:rFonts w:ascii="Arial" w:hAnsi="Arial" w:cs="Arial"/>
+              </w:rPr>
+            </w:pPr>
+            <w:r>
+              <w:rPr>
+                <w:rFonts w:ascii="Arial" w:hAnsi="Arial" w:cs="Arial"/>
+              </w:rPr>
               <w:t xml:space="preserve">The team speaker did a tutorial on teams </w:t>
             </w:r>
             <w:r>
-              <w:t xml:space="preserve">for how to operate github </w:t>
-            </w:r>
-          </w:p>
-          <w:p/>
+              <w:rPr>
+                <w:rFonts w:ascii="Arial" w:hAnsi="Arial" w:cs="Arial"/>
+              </w:rPr>
+              <w:t xml:space="preserve">for how to operate </w:t>
+            </w:r>
+            <w:r>
+              <w:rPr>
+                <w:rFonts w:ascii="Arial" w:hAnsi="Arial" w:cs="Arial"/>
+              </w:rPr>
+              <w:t>GitHub</w:t>
+            </w:r>
+            <w:r>
+              <w:rPr>
+                <w:rFonts w:ascii="Arial" w:hAnsi="Arial" w:cs="Arial"/>
+              </w:rPr>
+              <w:t xml:space="preserve"> </w:t>
+            </w:r>
+          </w:p>
+          <w:p>
+            <w:pPr>
+              <w:rPr>
+                <w:rFonts w:ascii="Arial" w:hAnsi="Arial" w:cs="Arial"/>
+              </w:rPr>
+            </w:pPr>
+          </w:p>
         </w:tc>
       </w:tr>
       <w:tr>
@@ -1159,7 +1394,15 @@
             <w:tcW w:w="1985" w:type="dxa"/>
           </w:tcPr>
           <w:p>
-            <w:r>
+            <w:pPr>
+              <w:rPr>
+                <w:rFonts w:ascii="Arial" w:hAnsi="Arial" w:cs="Arial"/>
+              </w:rPr>
+            </w:pPr>
+            <w:r>
+              <w:rPr>
+                <w:rFonts w:ascii="Arial" w:hAnsi="Arial" w:cs="Arial"/>
+              </w:rPr>
               <w:t>12/02/2026</w:t>
             </w:r>
           </w:p>
@@ -1223,15 +1466,7 @@
                 <w:sz w:val="22"/>
                 <w:szCs w:val="22"/>
               </w:rPr>
-              <w:t>Absence</w:t>
-            </w:r>
-            <w:r>
-              <w:rPr>
-                <w:rFonts w:ascii="Arial" w:hAnsi="Arial" w:cs="Arial"/>
-                <w:sz w:val="22"/>
-                <w:szCs w:val="22"/>
-              </w:rPr>
-              <w:t xml:space="preserve">: </w:t>
+              <w:t xml:space="preserve">Absence: </w:t>
             </w:r>
             <w:r>
               <w:rPr>
@@ -1241,27 +1476,7 @@
                 <w:sz w:val="22"/>
                 <w:szCs w:val="22"/>
               </w:rPr>
-              <w:t>Janice Emorut</w:t>
-            </w:r>
-            <w:r>
-              <w:rPr>
-                <w:rFonts w:ascii="Arial" w:hAnsi="Arial" w:cs="Arial"/>
-                <w:b/>
-                <w:bCs/>
-                <w:sz w:val="22"/>
-                <w:szCs w:val="22"/>
-              </w:rPr>
-              <w:t xml:space="preserve">, </w:t>
-            </w:r>
-            <w:r>
-              <w:rPr>
-                <w:rFonts w:ascii="Arial" w:hAnsi="Arial" w:cs="Arial"/>
-                <w:b/>
-                <w:bCs/>
-                <w:sz w:val="22"/>
-                <w:szCs w:val="22"/>
-              </w:rPr>
-              <w:t>Divin Dusabe,</w:t>
+              <w:t>Janice Emorut, Divin Dusabe,</w:t>
             </w:r>
           </w:p>
         </w:tc>
@@ -1648,17 +1863,34 @@
               <w:t xml:space="preserve">Continue the unfinished tasks </w:t>
             </w:r>
           </w:p>
-          <w:p/>
+          <w:p>
+            <w:pPr>
+              <w:rPr>
+                <w:rFonts w:ascii="Arial" w:hAnsi="Arial" w:cs="Arial"/>
+              </w:rPr>
+            </w:pPr>
+          </w:p>
         </w:tc>
       </w:tr>
       <w:tr>
+        <w:trPr>
+          <w:trHeight w:val="2799"/>
+        </w:trPr>
         <w:tc>
           <w:tcPr>
             <w:tcW w:w="1985" w:type="dxa"/>
           </w:tcPr>
           <w:p>
-            <w:r>
-              <w:t>c</w:t>
+            <w:pPr>
+              <w:rPr>
+                <w:rFonts w:ascii="Arial" w:hAnsi="Arial" w:cs="Arial"/>
+              </w:rPr>
+            </w:pPr>
+            <w:r>
+              <w:rPr>
+                <w:rFonts w:ascii="Arial" w:hAnsi="Arial" w:cs="Arial"/>
+              </w:rPr>
+              <w:t>19/02/2026</w:t>
             </w:r>
           </w:p>
         </w:tc>
@@ -1676,17 +1908,2524 @@
                 <w:szCs w:val="22"/>
               </w:rPr>
             </w:pPr>
+            <w:r>
+              <w:rPr>
+                <w:rFonts w:ascii="Arial" w:hAnsi="Arial" w:cs="Arial"/>
+                <w:b/>
+                <w:bCs/>
+                <w:sz w:val="22"/>
+                <w:szCs w:val="22"/>
+              </w:rPr>
+              <w:t>Maryam Aremu, Esther Areba, George Ankoma-Mensah</w:t>
+            </w:r>
+            <w:r>
+              <w:rPr>
+                <w:rFonts w:ascii="Arial" w:hAnsi="Arial" w:cs="Arial"/>
+                <w:b/>
+                <w:bCs/>
+                <w:sz w:val="22"/>
+                <w:szCs w:val="22"/>
+              </w:rPr>
+              <w:t xml:space="preserve">, </w:t>
+            </w:r>
+            <w:r>
+              <w:rPr>
+                <w:rFonts w:ascii="Arial" w:hAnsi="Arial" w:cs="Arial"/>
+                <w:b/>
+                <w:bCs/>
+                <w:sz w:val="22"/>
+                <w:szCs w:val="22"/>
+              </w:rPr>
+              <w:t>Divin Dusabe,</w:t>
+            </w:r>
+          </w:p>
+          <w:p>
+            <w:pPr>
+              <w:rPr>
+                <w:rFonts w:ascii="Arial" w:hAnsi="Arial" w:cs="Arial"/>
+                <w:sz w:val="22"/>
+                <w:szCs w:val="22"/>
+              </w:rPr>
+            </w:pPr>
+          </w:p>
+          <w:p>
+            <w:pPr>
+              <w:rPr>
+                <w:rFonts w:ascii="Arial" w:hAnsi="Arial" w:cs="Arial"/>
+                <w:sz w:val="22"/>
+                <w:szCs w:val="22"/>
+              </w:rPr>
+            </w:pPr>
+          </w:p>
+          <w:p>
+            <w:pPr>
+              <w:rPr>
+                <w:rFonts w:ascii="Arial" w:hAnsi="Arial" w:cs="Arial"/>
+                <w:b/>
+                <w:bCs/>
+                <w:sz w:val="22"/>
+                <w:szCs w:val="22"/>
+              </w:rPr>
+            </w:pPr>
+            <w:r>
+              <w:rPr>
+                <w:rFonts w:ascii="Arial" w:hAnsi="Arial" w:cs="Arial"/>
+                <w:sz w:val="22"/>
+                <w:szCs w:val="22"/>
+              </w:rPr>
+              <w:t xml:space="preserve">Absence: </w:t>
+            </w:r>
+            <w:r>
+              <w:rPr>
+                <w:rFonts w:ascii="Arial" w:hAnsi="Arial" w:cs="Arial"/>
+                <w:b/>
+                <w:bCs/>
+                <w:sz w:val="22"/>
+                <w:szCs w:val="22"/>
+              </w:rPr>
+              <w:t>Janice Emorut</w:t>
+            </w:r>
           </w:p>
         </w:tc>
         <w:tc>
           <w:tcPr>
             <w:tcW w:w="5954" w:type="dxa"/>
           </w:tcPr>
-          <w:p/>
+          <w:p>
+            <w:pPr>
+              <w:rPr>
+                <w:rFonts w:ascii="Arial" w:hAnsi="Arial" w:cs="Arial"/>
+                <w:b/>
+                <w:bCs/>
+                <w:sz w:val="22"/>
+                <w:szCs w:val="22"/>
+              </w:rPr>
+            </w:pPr>
+            <w:r>
+              <w:rPr>
+                <w:rFonts w:ascii="Arial" w:hAnsi="Arial" w:cs="Arial"/>
+                <w:b/>
+                <w:bCs/>
+                <w:sz w:val="22"/>
+                <w:szCs w:val="22"/>
+              </w:rPr>
+              <w:t xml:space="preserve">Progress/Achievements </w:t>
+            </w:r>
+          </w:p>
+          <w:p>
+            <w:pPr>
+              <w:pStyle w:val="ListParagraph"/>
+              <w:numPr>
+                <w:ilvl w:val="0"/>
+                <w:numId w:val="11"/>
+              </w:numPr>
+              <w:shd w:val="clear" w:color="auto" w:fill="FFFFFF"/>
+              <w:spacing w:before="100" w:beforeAutospacing="1" w:after="100" w:afterAutospacing="1"/>
+              <w:textAlignment w:val="baseline"/>
+              <w:rPr>
+                <w:rFonts w:ascii="Arial" w:eastAsia="Times New Roman" w:hAnsi="Arial" w:cs="Arial"/>
+                <w:color w:val="000000"/>
+                <w:kern w:val="0"/>
+                <w:sz w:val="22"/>
+                <w:szCs w:val="22"/>
+                <w:lang w:eastAsia="en-GB"/>
+                <w14:ligatures w14:val="none"/>
+              </w:rPr>
+            </w:pPr>
+            <w:r>
+              <w:rPr>
+                <w:rFonts w:ascii="Arial" w:eastAsia="Times New Roman" w:hAnsi="Arial" w:cs="Arial"/>
+                <w:color w:val="000000"/>
+                <w:kern w:val="0"/>
+                <w:sz w:val="22"/>
+                <w:szCs w:val="22"/>
+                <w:lang w:eastAsia="en-GB"/>
+                <w14:ligatures w14:val="none"/>
+              </w:rPr>
+              <w:t>The project brief was discussed in detail by all members</w:t>
+            </w:r>
+            <w:r>
+              <w:rPr>
+                <w:rFonts w:ascii="Arial" w:eastAsia="Times New Roman" w:hAnsi="Arial" w:cs="Arial"/>
+                <w:color w:val="000000"/>
+                <w:kern w:val="0"/>
+                <w:sz w:val="22"/>
+                <w:szCs w:val="22"/>
+                <w:lang w:eastAsia="en-GB"/>
+                <w14:ligatures w14:val="none"/>
+              </w:rPr>
+              <w:t xml:space="preserve"> that attended</w:t>
+            </w:r>
+            <w:r>
+              <w:rPr>
+                <w:rFonts w:ascii="Arial" w:eastAsia="Times New Roman" w:hAnsi="Arial" w:cs="Arial"/>
+                <w:color w:val="000000"/>
+                <w:kern w:val="0"/>
+                <w:sz w:val="22"/>
+                <w:szCs w:val="22"/>
+                <w:lang w:eastAsia="en-GB"/>
+                <w14:ligatures w14:val="none"/>
+              </w:rPr>
+              <w:t xml:space="preserve"> </w:t>
+            </w:r>
+          </w:p>
+          <w:p>
+            <w:pPr>
+              <w:pStyle w:val="ListParagraph"/>
+              <w:numPr>
+                <w:ilvl w:val="0"/>
+                <w:numId w:val="11"/>
+              </w:numPr>
+              <w:shd w:val="clear" w:color="auto" w:fill="FFFFFF"/>
+              <w:spacing w:before="100" w:beforeAutospacing="1" w:after="100" w:afterAutospacing="1"/>
+              <w:textAlignment w:val="baseline"/>
+              <w:rPr>
+                <w:rFonts w:ascii="Arial" w:eastAsia="Times New Roman" w:hAnsi="Arial" w:cs="Arial"/>
+                <w:color w:val="000000"/>
+                <w:kern w:val="0"/>
+                <w:sz w:val="22"/>
+                <w:szCs w:val="22"/>
+                <w:lang w:eastAsia="en-GB"/>
+                <w14:ligatures w14:val="none"/>
+              </w:rPr>
+            </w:pPr>
+            <w:r>
+              <w:rPr>
+                <w:rFonts w:ascii="Arial" w:eastAsia="Times New Roman" w:hAnsi="Arial" w:cs="Arial"/>
+                <w:color w:val="000000"/>
+                <w:kern w:val="0"/>
+                <w:sz w:val="22"/>
+                <w:szCs w:val="22"/>
+                <w:lang w:eastAsia="en-GB"/>
+                <w14:ligatures w14:val="none"/>
+              </w:rPr>
+              <w:t xml:space="preserve">Everyone </w:t>
+            </w:r>
+            <w:r>
+              <w:rPr>
+                <w:rFonts w:ascii="Arial" w:eastAsia="Times New Roman" w:hAnsi="Arial" w:cs="Arial"/>
+                <w:color w:val="000000"/>
+                <w:kern w:val="0"/>
+                <w:sz w:val="22"/>
+                <w:szCs w:val="22"/>
+                <w:lang w:eastAsia="en-GB"/>
+                <w14:ligatures w14:val="none"/>
+              </w:rPr>
+              <w:t>continued</w:t>
+            </w:r>
+            <w:r>
+              <w:rPr>
+                <w:rFonts w:ascii="Arial" w:eastAsia="Times New Roman" w:hAnsi="Arial" w:cs="Arial"/>
+                <w:color w:val="000000"/>
+                <w:kern w:val="0"/>
+                <w:sz w:val="22"/>
+                <w:szCs w:val="22"/>
+                <w:lang w:eastAsia="en-GB"/>
+                <w14:ligatures w14:val="none"/>
+              </w:rPr>
+              <w:t xml:space="preserve"> the unfinished task</w:t>
+            </w:r>
+            <w:r>
+              <w:rPr>
+                <w:rFonts w:ascii="Arial" w:eastAsia="Times New Roman" w:hAnsi="Arial" w:cs="Arial"/>
+                <w:color w:val="000000"/>
+                <w:kern w:val="0"/>
+                <w:sz w:val="22"/>
+                <w:szCs w:val="22"/>
+                <w:lang w:eastAsia="en-GB"/>
+                <w14:ligatures w14:val="none"/>
+              </w:rPr>
+              <w:t>.</w:t>
+            </w:r>
+          </w:p>
+          <w:p>
+            <w:pPr>
+              <w:pStyle w:val="ListParagraph"/>
+              <w:numPr>
+                <w:ilvl w:val="0"/>
+                <w:numId w:val="11"/>
+              </w:numPr>
+              <w:shd w:val="clear" w:color="auto" w:fill="FFFFFF"/>
+              <w:spacing w:before="100" w:beforeAutospacing="1" w:after="100" w:afterAutospacing="1"/>
+              <w:textAlignment w:val="baseline"/>
+              <w:rPr>
+                <w:rFonts w:ascii="Arial" w:eastAsia="Times New Roman" w:hAnsi="Arial" w:cs="Arial"/>
+                <w:color w:val="000000"/>
+                <w:kern w:val="0"/>
+                <w:sz w:val="22"/>
+                <w:szCs w:val="22"/>
+                <w:lang w:eastAsia="en-GB"/>
+                <w14:ligatures w14:val="none"/>
+              </w:rPr>
+            </w:pPr>
+            <w:r>
+              <w:rPr>
+                <w:rFonts w:ascii="Arial" w:eastAsia="Times New Roman" w:hAnsi="Arial" w:cs="Arial"/>
+                <w:color w:val="000000"/>
+                <w:kern w:val="0"/>
+                <w:sz w:val="22"/>
+                <w:szCs w:val="22"/>
+                <w:lang w:eastAsia="en-GB"/>
+                <w14:ligatures w14:val="none"/>
+              </w:rPr>
+              <w:t>Before the end of the class the team leader</w:t>
+            </w:r>
+            <w:r>
+              <w:rPr>
+                <w:rFonts w:ascii="Arial" w:eastAsia="Times New Roman" w:hAnsi="Arial" w:cs="Arial"/>
+                <w:color w:val="000000"/>
+                <w:kern w:val="0"/>
+                <w:sz w:val="22"/>
+                <w:szCs w:val="22"/>
+                <w:lang w:eastAsia="en-GB"/>
+                <w14:ligatures w14:val="none"/>
+              </w:rPr>
+              <w:t xml:space="preserve"> track</w:t>
+            </w:r>
+            <w:r>
+              <w:rPr>
+                <w:rFonts w:ascii="Arial" w:eastAsia="Times New Roman" w:hAnsi="Arial" w:cs="Arial"/>
+                <w:color w:val="000000"/>
+                <w:kern w:val="0"/>
+                <w:sz w:val="22"/>
+                <w:szCs w:val="22"/>
+                <w:lang w:eastAsia="en-GB"/>
+                <w14:ligatures w14:val="none"/>
+              </w:rPr>
+              <w:t>ed every member’s</w:t>
+            </w:r>
+            <w:r>
+              <w:rPr>
+                <w:rFonts w:ascii="Arial" w:eastAsia="Times New Roman" w:hAnsi="Arial" w:cs="Arial"/>
+                <w:color w:val="000000"/>
+                <w:kern w:val="0"/>
+                <w:sz w:val="22"/>
+                <w:szCs w:val="22"/>
+                <w:lang w:eastAsia="en-GB"/>
+                <w14:ligatures w14:val="none"/>
+              </w:rPr>
+              <w:t xml:space="preserve"> progress.</w:t>
+            </w:r>
+          </w:p>
+          <w:p>
+            <w:pPr>
+              <w:numPr>
+                <w:ilvl w:val="1"/>
+                <w:numId w:val="3"/>
+              </w:numPr>
+              <w:shd w:val="clear" w:color="auto" w:fill="FFFFFF"/>
+              <w:spacing w:before="100" w:beforeAutospacing="1" w:after="100" w:afterAutospacing="1"/>
+              <w:textAlignment w:val="baseline"/>
+              <w:rPr>
+                <w:rFonts w:ascii="Arial" w:eastAsia="Times New Roman" w:hAnsi="Arial" w:cs="Arial"/>
+                <w:color w:val="000000"/>
+                <w:kern w:val="0"/>
+                <w:sz w:val="22"/>
+                <w:szCs w:val="22"/>
+                <w:lang w:eastAsia="en-GB"/>
+                <w14:ligatures w14:val="none"/>
+              </w:rPr>
+            </w:pPr>
+            <w:r>
+              <w:rPr>
+                <w:rFonts w:ascii="Arial" w:eastAsia="Times New Roman" w:hAnsi="Arial" w:cs="Arial"/>
+                <w:color w:val="000000"/>
+                <w:kern w:val="0"/>
+                <w:sz w:val="22"/>
+                <w:szCs w:val="22"/>
+                <w:lang w:eastAsia="en-GB"/>
+                <w14:ligatures w14:val="none"/>
+              </w:rPr>
+              <w:t>The team</w:t>
+            </w:r>
+            <w:r>
+              <w:rPr>
+                <w:rFonts w:ascii="Arial" w:eastAsia="Times New Roman" w:hAnsi="Arial" w:cs="Arial"/>
+                <w:color w:val="000000"/>
+                <w:kern w:val="0"/>
+                <w:sz w:val="22"/>
+                <w:szCs w:val="22"/>
+                <w:lang w:eastAsia="en-GB"/>
+                <w14:ligatures w14:val="none"/>
+              </w:rPr>
+              <w:t xml:space="preserve"> asked </w:t>
+            </w:r>
+            <w:r>
+              <w:rPr>
+                <w:rFonts w:ascii="Arial" w:eastAsia="Times New Roman" w:hAnsi="Arial" w:cs="Arial"/>
+                <w:color w:val="000000"/>
+                <w:kern w:val="0"/>
+                <w:sz w:val="22"/>
+                <w:szCs w:val="22"/>
+                <w:lang w:eastAsia="en-GB"/>
+                <w14:ligatures w14:val="none"/>
+              </w:rPr>
+              <w:t xml:space="preserve">each other questions to </w:t>
+            </w:r>
+            <w:r>
+              <w:rPr>
+                <w:rFonts w:ascii="Arial" w:eastAsia="Times New Roman" w:hAnsi="Arial" w:cs="Arial"/>
+                <w:color w:val="000000"/>
+                <w:kern w:val="0"/>
+                <w:sz w:val="22"/>
+                <w:szCs w:val="22"/>
+                <w:lang w:eastAsia="en-GB"/>
+                <w14:ligatures w14:val="none"/>
+              </w:rPr>
+              <w:t xml:space="preserve">ensure </w:t>
+            </w:r>
+            <w:r>
+              <w:rPr>
+                <w:rFonts w:ascii="Arial" w:eastAsia="Times New Roman" w:hAnsi="Arial" w:cs="Arial"/>
+                <w:color w:val="000000"/>
+                <w:kern w:val="0"/>
+                <w:sz w:val="22"/>
+                <w:szCs w:val="22"/>
+                <w:lang w:eastAsia="en-GB"/>
+                <w14:ligatures w14:val="none"/>
+              </w:rPr>
+              <w:t>everyone understood</w:t>
+            </w:r>
+            <w:r>
+              <w:rPr>
+                <w:rFonts w:ascii="Arial" w:eastAsia="Times New Roman" w:hAnsi="Arial" w:cs="Arial"/>
+                <w:color w:val="000000"/>
+                <w:kern w:val="0"/>
+                <w:sz w:val="22"/>
+                <w:szCs w:val="22"/>
+                <w:lang w:eastAsia="en-GB"/>
+                <w14:ligatures w14:val="none"/>
+              </w:rPr>
+              <w:t xml:space="preserve"> what o</w:t>
+            </w:r>
+            <w:r>
+              <w:rPr>
+                <w:rFonts w:ascii="Arial" w:eastAsia="Times New Roman" w:hAnsi="Arial" w:cs="Arial"/>
+                <w:color w:val="000000"/>
+                <w:kern w:val="0"/>
+                <w:sz w:val="22"/>
+                <w:szCs w:val="22"/>
+                <w:lang w:eastAsia="en-GB"/>
+                <w14:ligatures w14:val="none"/>
+              </w:rPr>
+              <w:t>thers were working on</w:t>
+            </w:r>
+          </w:p>
+          <w:p>
+            <w:pPr>
+              <w:rPr>
+                <w:rFonts w:ascii="Arial" w:hAnsi="Arial" w:cs="Arial"/>
+                <w:b/>
+                <w:bCs/>
+                <w:sz w:val="22"/>
+                <w:szCs w:val="22"/>
+              </w:rPr>
+            </w:pPr>
+            <w:r>
+              <w:rPr>
+                <w:rFonts w:ascii="Arial" w:hAnsi="Arial" w:cs="Arial"/>
+                <w:b/>
+                <w:bCs/>
+                <w:sz w:val="22"/>
+                <w:szCs w:val="22"/>
+              </w:rPr>
+              <w:t>Unfinished work</w:t>
+            </w:r>
+          </w:p>
+          <w:p>
+            <w:pPr>
+              <w:pStyle w:val="NormalWeb"/>
+              <w:numPr>
+                <w:ilvl w:val="1"/>
+                <w:numId w:val="3"/>
+              </w:numPr>
+              <w:rPr>
+                <w:rFonts w:ascii="Arial" w:hAnsi="Arial" w:cs="Arial"/>
+                <w:sz w:val="22"/>
+                <w:szCs w:val="22"/>
+              </w:rPr>
+            </w:pPr>
+            <w:r>
+              <w:rPr>
+                <w:rFonts w:ascii="Arial" w:hAnsi="Arial" w:cs="Arial"/>
+                <w:sz w:val="22"/>
+                <w:szCs w:val="22"/>
+              </w:rPr>
+              <w:t>The database has not been completed yet.</w:t>
+            </w:r>
+          </w:p>
+          <w:p>
+            <w:pPr>
+              <w:pStyle w:val="NormalWeb"/>
+              <w:numPr>
+                <w:ilvl w:val="1"/>
+                <w:numId w:val="3"/>
+              </w:numPr>
+              <w:rPr>
+                <w:rFonts w:ascii="Arial" w:hAnsi="Arial" w:cs="Arial"/>
+                <w:sz w:val="22"/>
+                <w:szCs w:val="22"/>
+              </w:rPr>
+            </w:pPr>
+            <w:r>
+              <w:rPr>
+                <w:rFonts w:ascii="Arial" w:hAnsi="Arial" w:cs="Arial"/>
+                <w:sz w:val="22"/>
+                <w:szCs w:val="22"/>
+              </w:rPr>
+              <w:t>The PHP functionality is still in progress.</w:t>
+            </w:r>
+          </w:p>
+          <w:p>
+            <w:pPr>
+              <w:pStyle w:val="NormalWeb"/>
+              <w:numPr>
+                <w:ilvl w:val="1"/>
+                <w:numId w:val="3"/>
+              </w:numPr>
+              <w:rPr>
+                <w:rFonts w:ascii="Arial" w:hAnsi="Arial" w:cs="Arial"/>
+                <w:sz w:val="22"/>
+                <w:szCs w:val="22"/>
+              </w:rPr>
+            </w:pPr>
+            <w:r>
+              <w:rPr>
+                <w:rFonts w:ascii="Arial" w:hAnsi="Arial" w:cs="Arial"/>
+                <w:sz w:val="22"/>
+                <w:szCs w:val="22"/>
+              </w:rPr>
+              <w:t>The HTML code is still being developed.</w:t>
+            </w:r>
+          </w:p>
+          <w:p>
+            <w:pPr>
+              <w:pStyle w:val="NormalWeb"/>
+              <w:numPr>
+                <w:ilvl w:val="1"/>
+                <w:numId w:val="3"/>
+              </w:numPr>
+              <w:rPr>
+                <w:rFonts w:ascii="Arial" w:hAnsi="Arial" w:cs="Arial"/>
+                <w:sz w:val="22"/>
+                <w:szCs w:val="22"/>
+              </w:rPr>
+            </w:pPr>
+            <w:r>
+              <w:rPr>
+                <w:rFonts w:ascii="Arial" w:hAnsi="Arial" w:cs="Arial"/>
+                <w:sz w:val="22"/>
+                <w:szCs w:val="22"/>
+              </w:rPr>
+              <w:t>The CSS styling is still in progress.</w:t>
+            </w:r>
+          </w:p>
+          <w:p>
+            <w:pPr>
+              <w:pStyle w:val="NormalWeb"/>
+              <w:numPr>
+                <w:ilvl w:val="1"/>
+                <w:numId w:val="3"/>
+              </w:numPr>
+              <w:rPr>
+                <w:rFonts w:ascii="Arial" w:hAnsi="Arial" w:cs="Arial"/>
+                <w:sz w:val="22"/>
+                <w:szCs w:val="22"/>
+              </w:rPr>
+            </w:pPr>
+            <w:r>
+              <w:rPr>
+                <w:rFonts w:ascii="Arial" w:hAnsi="Arial" w:cs="Arial"/>
+                <w:sz w:val="22"/>
+                <w:szCs w:val="22"/>
+              </w:rPr>
+              <w:lastRenderedPageBreak/>
+              <w:t>Some parts of the project have not yet been implemented.</w:t>
+            </w:r>
+          </w:p>
+          <w:p>
+            <w:pPr>
+              <w:pStyle w:val="NormalWeb"/>
+              <w:numPr>
+                <w:ilvl w:val="1"/>
+                <w:numId w:val="3"/>
+              </w:numPr>
+              <w:rPr>
+                <w:rFonts w:ascii="Arial" w:hAnsi="Arial" w:cs="Arial"/>
+              </w:rPr>
+            </w:pPr>
+            <w:r>
+              <w:rPr>
+                <w:rFonts w:ascii="Arial" w:hAnsi="Arial" w:cs="Arial"/>
+                <w:sz w:val="22"/>
+                <w:szCs w:val="22"/>
+              </w:rPr>
+              <w:t>The different parts of the project have not yet been combined</w:t>
+            </w:r>
+            <w:r>
+              <w:rPr>
+                <w:rFonts w:ascii="Arial" w:hAnsi="Arial" w:cs="Arial"/>
+              </w:rPr>
+              <w:t>.</w:t>
+            </w:r>
+          </w:p>
+          <w:p>
+            <w:pPr>
+              <w:rPr>
+                <w:rFonts w:ascii="Arial" w:hAnsi="Arial" w:cs="Arial"/>
+                <w:b/>
+                <w:bCs/>
+                <w:sz w:val="22"/>
+                <w:szCs w:val="22"/>
+              </w:rPr>
+            </w:pPr>
+            <w:r>
+              <w:rPr>
+                <w:rFonts w:ascii="Arial" w:hAnsi="Arial" w:cs="Arial"/>
+                <w:b/>
+                <w:bCs/>
+                <w:sz w:val="22"/>
+                <w:szCs w:val="22"/>
+              </w:rPr>
+              <w:t>Plan for the next week:</w:t>
+            </w:r>
+          </w:p>
+          <w:p>
+            <w:pPr>
+              <w:pStyle w:val="NormalWeb"/>
+              <w:numPr>
+                <w:ilvl w:val="0"/>
+                <w:numId w:val="4"/>
+              </w:numPr>
+              <w:rPr>
+                <w:rFonts w:ascii="Arial" w:hAnsi="Arial" w:cs="Arial"/>
+                <w:sz w:val="22"/>
+                <w:szCs w:val="22"/>
+              </w:rPr>
+            </w:pPr>
+            <w:r>
+              <w:rPr>
+                <w:rFonts w:ascii="Arial" w:hAnsi="Arial" w:cs="Arial"/>
+                <w:sz w:val="22"/>
+                <w:szCs w:val="22"/>
+              </w:rPr>
+              <w:t xml:space="preserve">Complete the remaining </w:t>
+            </w:r>
+            <w:r>
+              <w:rPr>
+                <w:rStyle w:val="Strong"/>
+                <w:rFonts w:ascii="Arial" w:eastAsiaTheme="majorEastAsia" w:hAnsi="Arial" w:cs="Arial"/>
+                <w:b w:val="0"/>
+                <w:bCs w:val="0"/>
+                <w:sz w:val="22"/>
+                <w:szCs w:val="22"/>
+              </w:rPr>
+              <w:t>database</w:t>
+            </w:r>
+            <w:r>
+              <w:rPr>
+                <w:rStyle w:val="Strong"/>
+                <w:rFonts w:ascii="Arial" w:eastAsiaTheme="majorEastAsia" w:hAnsi="Arial" w:cs="Arial"/>
+                <w:sz w:val="22"/>
+                <w:szCs w:val="22"/>
+              </w:rPr>
+              <w:t xml:space="preserve"> </w:t>
+            </w:r>
+            <w:r>
+              <w:rPr>
+                <w:rStyle w:val="Strong"/>
+                <w:rFonts w:ascii="Arial" w:eastAsiaTheme="majorEastAsia" w:hAnsi="Arial" w:cs="Arial"/>
+                <w:b w:val="0"/>
+                <w:bCs w:val="0"/>
+                <w:sz w:val="22"/>
+                <w:szCs w:val="22"/>
+              </w:rPr>
+              <w:t>structure</w:t>
+            </w:r>
+            <w:r>
+              <w:rPr>
+                <w:rStyle w:val="Strong"/>
+                <w:rFonts w:ascii="Arial" w:eastAsiaTheme="majorEastAsia" w:hAnsi="Arial" w:cs="Arial"/>
+                <w:sz w:val="22"/>
+                <w:szCs w:val="22"/>
+              </w:rPr>
+              <w:t xml:space="preserve"> </w:t>
+            </w:r>
+            <w:r>
+              <w:rPr>
+                <w:rStyle w:val="Strong"/>
+                <w:rFonts w:ascii="Arial" w:eastAsiaTheme="majorEastAsia" w:hAnsi="Arial" w:cs="Arial"/>
+                <w:b w:val="0"/>
+                <w:bCs w:val="0"/>
+                <w:sz w:val="22"/>
+                <w:szCs w:val="22"/>
+              </w:rPr>
+              <w:t>and</w:t>
+            </w:r>
+            <w:r>
+              <w:rPr>
+                <w:rStyle w:val="Strong"/>
+                <w:rFonts w:ascii="Arial" w:eastAsiaTheme="majorEastAsia" w:hAnsi="Arial" w:cs="Arial"/>
+                <w:sz w:val="22"/>
+                <w:szCs w:val="22"/>
+              </w:rPr>
+              <w:t xml:space="preserve"> </w:t>
+            </w:r>
+            <w:r>
+              <w:rPr>
+                <w:rStyle w:val="Strong"/>
+                <w:rFonts w:ascii="Arial" w:eastAsiaTheme="majorEastAsia" w:hAnsi="Arial" w:cs="Arial"/>
+                <w:b w:val="0"/>
+                <w:bCs w:val="0"/>
+                <w:sz w:val="22"/>
+                <w:szCs w:val="22"/>
+              </w:rPr>
+              <w:t>connections</w:t>
+            </w:r>
+            <w:r>
+              <w:rPr>
+                <w:rFonts w:ascii="Arial" w:hAnsi="Arial" w:cs="Arial"/>
+                <w:sz w:val="22"/>
+                <w:szCs w:val="22"/>
+              </w:rPr>
+              <w:t>.</w:t>
+            </w:r>
+          </w:p>
+          <w:p>
+            <w:pPr>
+              <w:pStyle w:val="NormalWeb"/>
+              <w:numPr>
+                <w:ilvl w:val="0"/>
+                <w:numId w:val="4"/>
+              </w:numPr>
+              <w:rPr>
+                <w:rFonts w:ascii="Arial" w:hAnsi="Arial" w:cs="Arial"/>
+                <w:sz w:val="22"/>
+                <w:szCs w:val="22"/>
+              </w:rPr>
+            </w:pPr>
+            <w:r>
+              <w:rPr>
+                <w:rFonts w:ascii="Arial" w:hAnsi="Arial" w:cs="Arial"/>
+                <w:sz w:val="22"/>
+                <w:szCs w:val="22"/>
+              </w:rPr>
+              <w:t xml:space="preserve">Continue developing and finalising the </w:t>
+            </w:r>
+            <w:r>
+              <w:rPr>
+                <w:rStyle w:val="Strong"/>
+                <w:rFonts w:ascii="Arial" w:eastAsiaTheme="majorEastAsia" w:hAnsi="Arial" w:cs="Arial"/>
+                <w:b w:val="0"/>
+                <w:bCs w:val="0"/>
+                <w:sz w:val="22"/>
+                <w:szCs w:val="22"/>
+              </w:rPr>
+              <w:t>PHP</w:t>
+            </w:r>
+            <w:r>
+              <w:rPr>
+                <w:rStyle w:val="Strong"/>
+                <w:rFonts w:ascii="Arial" w:eastAsiaTheme="majorEastAsia" w:hAnsi="Arial" w:cs="Arial"/>
+                <w:sz w:val="22"/>
+                <w:szCs w:val="22"/>
+              </w:rPr>
+              <w:t xml:space="preserve"> </w:t>
+            </w:r>
+            <w:r>
+              <w:rPr>
+                <w:rStyle w:val="Strong"/>
+                <w:rFonts w:ascii="Arial" w:eastAsiaTheme="majorEastAsia" w:hAnsi="Arial" w:cs="Arial"/>
+                <w:b w:val="0"/>
+                <w:bCs w:val="0"/>
+                <w:sz w:val="22"/>
+                <w:szCs w:val="22"/>
+              </w:rPr>
+              <w:t>functionality</w:t>
+            </w:r>
+            <w:r>
+              <w:rPr>
+                <w:rFonts w:ascii="Arial" w:hAnsi="Arial" w:cs="Arial"/>
+                <w:sz w:val="22"/>
+                <w:szCs w:val="22"/>
+              </w:rPr>
+              <w:t>.</w:t>
+            </w:r>
+          </w:p>
+          <w:p>
+            <w:pPr>
+              <w:pStyle w:val="NormalWeb"/>
+              <w:numPr>
+                <w:ilvl w:val="0"/>
+                <w:numId w:val="4"/>
+              </w:numPr>
+              <w:rPr>
+                <w:rFonts w:ascii="Arial" w:hAnsi="Arial" w:cs="Arial"/>
+                <w:sz w:val="22"/>
+                <w:szCs w:val="22"/>
+              </w:rPr>
+            </w:pPr>
+            <w:r>
+              <w:rPr>
+                <w:rFonts w:ascii="Arial" w:hAnsi="Arial" w:cs="Arial"/>
+                <w:sz w:val="22"/>
+                <w:szCs w:val="22"/>
+              </w:rPr>
+              <w:t xml:space="preserve">Finish the </w:t>
+            </w:r>
+            <w:r>
+              <w:rPr>
+                <w:rStyle w:val="Strong"/>
+                <w:rFonts w:ascii="Arial" w:eastAsiaTheme="majorEastAsia" w:hAnsi="Arial" w:cs="Arial"/>
+                <w:b w:val="0"/>
+                <w:bCs w:val="0"/>
+                <w:sz w:val="22"/>
+                <w:szCs w:val="22"/>
+              </w:rPr>
+              <w:t>HTML</w:t>
+            </w:r>
+            <w:r>
+              <w:rPr>
+                <w:rStyle w:val="Strong"/>
+                <w:rFonts w:ascii="Arial" w:eastAsiaTheme="majorEastAsia" w:hAnsi="Arial" w:cs="Arial"/>
+                <w:sz w:val="22"/>
+                <w:szCs w:val="22"/>
+              </w:rPr>
+              <w:t xml:space="preserve"> </w:t>
+            </w:r>
+            <w:r>
+              <w:rPr>
+                <w:rStyle w:val="Strong"/>
+                <w:rFonts w:ascii="Arial" w:eastAsiaTheme="majorEastAsia" w:hAnsi="Arial" w:cs="Arial"/>
+                <w:b w:val="0"/>
+                <w:bCs w:val="0"/>
+                <w:sz w:val="22"/>
+                <w:szCs w:val="22"/>
+              </w:rPr>
+              <w:t>pages</w:t>
+            </w:r>
+            <w:r>
+              <w:rPr>
+                <w:rStyle w:val="Strong"/>
+                <w:rFonts w:ascii="Arial" w:eastAsiaTheme="majorEastAsia" w:hAnsi="Arial" w:cs="Arial"/>
+                <w:sz w:val="22"/>
+                <w:szCs w:val="22"/>
+              </w:rPr>
+              <w:t xml:space="preserve"> </w:t>
+            </w:r>
+            <w:r>
+              <w:rPr>
+                <w:rStyle w:val="Strong"/>
+                <w:rFonts w:ascii="Arial" w:eastAsiaTheme="majorEastAsia" w:hAnsi="Arial" w:cs="Arial"/>
+                <w:b w:val="0"/>
+                <w:bCs w:val="0"/>
+                <w:sz w:val="22"/>
+                <w:szCs w:val="22"/>
+              </w:rPr>
+              <w:t>and</w:t>
+            </w:r>
+            <w:r>
+              <w:rPr>
+                <w:rStyle w:val="Strong"/>
+                <w:rFonts w:ascii="Arial" w:eastAsiaTheme="majorEastAsia" w:hAnsi="Arial" w:cs="Arial"/>
+                <w:sz w:val="22"/>
+                <w:szCs w:val="22"/>
+              </w:rPr>
+              <w:t xml:space="preserve"> </w:t>
+            </w:r>
+            <w:r>
+              <w:rPr>
+                <w:rStyle w:val="Strong"/>
+                <w:rFonts w:ascii="Arial" w:eastAsiaTheme="majorEastAsia" w:hAnsi="Arial" w:cs="Arial"/>
+                <w:b w:val="0"/>
+                <w:bCs w:val="0"/>
+                <w:sz w:val="22"/>
+                <w:szCs w:val="22"/>
+              </w:rPr>
+              <w:t>CSS</w:t>
+            </w:r>
+            <w:r>
+              <w:rPr>
+                <w:rStyle w:val="Strong"/>
+                <w:rFonts w:ascii="Arial" w:eastAsiaTheme="majorEastAsia" w:hAnsi="Arial" w:cs="Arial"/>
+                <w:sz w:val="22"/>
+                <w:szCs w:val="22"/>
+              </w:rPr>
+              <w:t xml:space="preserve"> </w:t>
+            </w:r>
+            <w:r>
+              <w:rPr>
+                <w:rStyle w:val="Strong"/>
+                <w:rFonts w:ascii="Arial" w:eastAsiaTheme="majorEastAsia" w:hAnsi="Arial" w:cs="Arial"/>
+                <w:b w:val="0"/>
+                <w:bCs w:val="0"/>
+                <w:sz w:val="22"/>
+                <w:szCs w:val="22"/>
+              </w:rPr>
+              <w:t>styling</w:t>
+            </w:r>
+            <w:r>
+              <w:rPr>
+                <w:rFonts w:ascii="Arial" w:hAnsi="Arial" w:cs="Arial"/>
+                <w:sz w:val="22"/>
+                <w:szCs w:val="22"/>
+              </w:rPr>
+              <w:t>.</w:t>
+            </w:r>
+          </w:p>
+          <w:p>
+            <w:pPr>
+              <w:pStyle w:val="NormalWeb"/>
+              <w:numPr>
+                <w:ilvl w:val="0"/>
+                <w:numId w:val="4"/>
+              </w:numPr>
+              <w:rPr>
+                <w:rFonts w:ascii="Arial" w:hAnsi="Arial" w:cs="Arial"/>
+                <w:sz w:val="22"/>
+                <w:szCs w:val="22"/>
+              </w:rPr>
+            </w:pPr>
+            <w:r>
+              <w:rPr>
+                <w:rFonts w:ascii="Arial" w:hAnsi="Arial" w:cs="Arial"/>
+                <w:sz w:val="22"/>
+                <w:szCs w:val="22"/>
+              </w:rPr>
+              <w:t xml:space="preserve">Implement the remaining </w:t>
+            </w:r>
+            <w:r>
+              <w:rPr>
+                <w:rStyle w:val="Strong"/>
+                <w:rFonts w:ascii="Arial" w:eastAsiaTheme="majorEastAsia" w:hAnsi="Arial" w:cs="Arial"/>
+                <w:b w:val="0"/>
+                <w:bCs w:val="0"/>
+                <w:sz w:val="22"/>
+                <w:szCs w:val="22"/>
+              </w:rPr>
+              <w:t>missing</w:t>
+            </w:r>
+            <w:r>
+              <w:rPr>
+                <w:rStyle w:val="Strong"/>
+                <w:rFonts w:ascii="Arial" w:eastAsiaTheme="majorEastAsia" w:hAnsi="Arial" w:cs="Arial"/>
+                <w:sz w:val="22"/>
+                <w:szCs w:val="22"/>
+              </w:rPr>
+              <w:t xml:space="preserve"> </w:t>
+            </w:r>
+            <w:r>
+              <w:rPr>
+                <w:rStyle w:val="Strong"/>
+                <w:rFonts w:ascii="Arial" w:eastAsiaTheme="majorEastAsia" w:hAnsi="Arial" w:cs="Arial"/>
+                <w:b w:val="0"/>
+                <w:bCs w:val="0"/>
+                <w:sz w:val="22"/>
+                <w:szCs w:val="22"/>
+              </w:rPr>
+              <w:t>features</w:t>
+            </w:r>
+            <w:r>
+              <w:rPr>
+                <w:rStyle w:val="Strong"/>
+                <w:rFonts w:ascii="Arial" w:eastAsiaTheme="majorEastAsia" w:hAnsi="Arial" w:cs="Arial"/>
+                <w:sz w:val="22"/>
+                <w:szCs w:val="22"/>
+              </w:rPr>
+              <w:t xml:space="preserve"> </w:t>
+            </w:r>
+            <w:r>
+              <w:rPr>
+                <w:rStyle w:val="Strong"/>
+                <w:rFonts w:ascii="Arial" w:eastAsiaTheme="majorEastAsia" w:hAnsi="Arial" w:cs="Arial"/>
+                <w:b w:val="0"/>
+                <w:bCs w:val="0"/>
+                <w:sz w:val="22"/>
+                <w:szCs w:val="22"/>
+              </w:rPr>
+              <w:t>of</w:t>
+            </w:r>
+            <w:r>
+              <w:rPr>
+                <w:rStyle w:val="Strong"/>
+                <w:rFonts w:ascii="Arial" w:eastAsiaTheme="majorEastAsia" w:hAnsi="Arial" w:cs="Arial"/>
+                <w:sz w:val="22"/>
+                <w:szCs w:val="22"/>
+              </w:rPr>
+              <w:t xml:space="preserve"> </w:t>
+            </w:r>
+            <w:r>
+              <w:rPr>
+                <w:rStyle w:val="Strong"/>
+                <w:rFonts w:ascii="Arial" w:eastAsiaTheme="majorEastAsia" w:hAnsi="Arial" w:cs="Arial"/>
+                <w:b w:val="0"/>
+                <w:bCs w:val="0"/>
+                <w:sz w:val="22"/>
+                <w:szCs w:val="22"/>
+              </w:rPr>
+              <w:t>the</w:t>
+            </w:r>
+            <w:r>
+              <w:rPr>
+                <w:rStyle w:val="Strong"/>
+                <w:rFonts w:ascii="Arial" w:eastAsiaTheme="majorEastAsia" w:hAnsi="Arial" w:cs="Arial"/>
+                <w:sz w:val="22"/>
+                <w:szCs w:val="22"/>
+              </w:rPr>
+              <w:t xml:space="preserve"> </w:t>
+            </w:r>
+            <w:r>
+              <w:rPr>
+                <w:rStyle w:val="Strong"/>
+                <w:rFonts w:ascii="Arial" w:eastAsiaTheme="majorEastAsia" w:hAnsi="Arial" w:cs="Arial"/>
+                <w:b w:val="0"/>
+                <w:bCs w:val="0"/>
+                <w:sz w:val="22"/>
+                <w:szCs w:val="22"/>
+              </w:rPr>
+              <w:t>website</w:t>
+            </w:r>
+            <w:r>
+              <w:rPr>
+                <w:rFonts w:ascii="Arial" w:hAnsi="Arial" w:cs="Arial"/>
+                <w:sz w:val="22"/>
+                <w:szCs w:val="22"/>
+              </w:rPr>
+              <w:t>.</w:t>
+            </w:r>
+          </w:p>
+          <w:p>
+            <w:pPr>
+              <w:pStyle w:val="NormalWeb"/>
+              <w:numPr>
+                <w:ilvl w:val="0"/>
+                <w:numId w:val="4"/>
+              </w:numPr>
+              <w:rPr>
+                <w:rFonts w:ascii="Arial" w:hAnsi="Arial" w:cs="Arial"/>
+                <w:sz w:val="22"/>
+                <w:szCs w:val="22"/>
+              </w:rPr>
+            </w:pPr>
+            <w:r>
+              <w:rPr>
+                <w:rFonts w:ascii="Arial" w:hAnsi="Arial" w:cs="Arial"/>
+                <w:sz w:val="22"/>
+                <w:szCs w:val="22"/>
+              </w:rPr>
+              <w:t>Combine all parts of the project and test that they work together correctly.</w:t>
+            </w:r>
+          </w:p>
+          <w:p>
+            <w:pPr>
+              <w:pStyle w:val="NormalWeb"/>
+              <w:numPr>
+                <w:ilvl w:val="0"/>
+                <w:numId w:val="4"/>
+              </w:numPr>
+              <w:rPr>
+                <w:rFonts w:ascii="Arial" w:hAnsi="Arial" w:cs="Arial"/>
+                <w:sz w:val="22"/>
+                <w:szCs w:val="22"/>
+              </w:rPr>
+            </w:pPr>
+            <w:r>
+              <w:rPr>
+                <w:rFonts w:ascii="Arial" w:hAnsi="Arial" w:cs="Arial"/>
+                <w:sz w:val="22"/>
+                <w:szCs w:val="22"/>
+              </w:rPr>
+              <w:t>Review progress as a team and fix any errors found during testing.</w:t>
+            </w:r>
+          </w:p>
+          <w:p>
+            <w:pPr>
+              <w:rPr>
+                <w:rFonts w:ascii="Arial" w:hAnsi="Arial" w:cs="Arial"/>
+                <w:sz w:val="22"/>
+                <w:szCs w:val="22"/>
+              </w:rPr>
+            </w:pPr>
+          </w:p>
+          <w:p>
+            <w:pPr>
+              <w:rPr>
+                <w:rFonts w:ascii="Arial" w:hAnsi="Arial" w:cs="Arial"/>
+              </w:rPr>
+            </w:pPr>
+          </w:p>
+        </w:tc>
+      </w:tr>
+      <w:tr>
+        <w:trPr>
+          <w:trHeight w:val="2799"/>
+        </w:trPr>
+        <w:tc>
+          <w:tcPr>
+            <w:tcW w:w="1985" w:type="dxa"/>
+          </w:tcPr>
+          <w:p>
+            <w:pPr>
+              <w:rPr>
+                <w:rFonts w:ascii="Arial" w:hAnsi="Arial" w:cs="Arial"/>
+              </w:rPr>
+            </w:pPr>
+            <w:r>
+              <w:rPr>
+                <w:rFonts w:ascii="Arial" w:hAnsi="Arial" w:cs="Arial"/>
+              </w:rPr>
+              <w:lastRenderedPageBreak/>
+              <w:t>26/02/2026</w:t>
+            </w:r>
+          </w:p>
+        </w:tc>
+        <w:tc>
+          <w:tcPr>
+            <w:tcW w:w="2693" w:type="dxa"/>
+          </w:tcPr>
+          <w:p>
+            <w:pPr>
+              <w:rPr>
+                <w:rFonts w:ascii="Arial" w:hAnsi="Arial" w:cs="Arial"/>
+                <w:b/>
+                <w:bCs/>
+                <w:sz w:val="22"/>
+                <w:szCs w:val="22"/>
+              </w:rPr>
+            </w:pPr>
+            <w:r>
+              <w:rPr>
+                <w:rFonts w:ascii="Arial" w:hAnsi="Arial" w:cs="Arial"/>
+                <w:b/>
+                <w:bCs/>
+                <w:sz w:val="22"/>
+                <w:szCs w:val="22"/>
+              </w:rPr>
+              <w:t>Maryam Aremu, Esther Areba, Divin Dusabe, Janice Emorut, George Ankoma-Mensah</w:t>
+            </w:r>
+          </w:p>
+          <w:p>
+            <w:pPr>
+              <w:rPr>
+                <w:rFonts w:ascii="Arial" w:hAnsi="Arial" w:cs="Arial"/>
+                <w:sz w:val="22"/>
+                <w:szCs w:val="22"/>
+              </w:rPr>
+            </w:pPr>
+          </w:p>
+          <w:p>
+            <w:pPr>
+              <w:rPr>
+                <w:rFonts w:ascii="Arial" w:hAnsi="Arial" w:cs="Arial"/>
+                <w:sz w:val="22"/>
+                <w:szCs w:val="22"/>
+              </w:rPr>
+            </w:pPr>
+          </w:p>
+          <w:p>
+            <w:pPr>
+              <w:rPr>
+                <w:rFonts w:ascii="Arial" w:hAnsi="Arial" w:cs="Arial"/>
+                <w:b/>
+                <w:bCs/>
+                <w:sz w:val="22"/>
+                <w:szCs w:val="22"/>
+              </w:rPr>
+            </w:pPr>
+            <w:r>
+              <w:rPr>
+                <w:rFonts w:ascii="Arial" w:hAnsi="Arial" w:cs="Arial"/>
+                <w:sz w:val="22"/>
+                <w:szCs w:val="22"/>
+              </w:rPr>
+              <w:t>Absence: No members were absent</w:t>
+            </w:r>
+          </w:p>
+        </w:tc>
+        <w:tc>
+          <w:tcPr>
+            <w:tcW w:w="5954" w:type="dxa"/>
+          </w:tcPr>
+          <w:p>
+            <w:pPr>
+              <w:spacing w:before="100" w:beforeAutospacing="1" w:after="100" w:afterAutospacing="1"/>
+              <w:outlineLvl w:val="2"/>
+              <w:rPr>
+                <w:rFonts w:ascii="Arial" w:eastAsia="Times New Roman" w:hAnsi="Arial" w:cs="Arial"/>
+                <w:b/>
+                <w:bCs/>
+                <w:kern w:val="0"/>
+                <w:sz w:val="22"/>
+                <w:szCs w:val="22"/>
+                <w:lang w:eastAsia="en-GB"/>
+                <w14:ligatures w14:val="none"/>
+              </w:rPr>
+            </w:pPr>
+            <w:r>
+              <w:rPr>
+                <w:rFonts w:ascii="Arial" w:eastAsia="Times New Roman" w:hAnsi="Arial" w:cs="Arial"/>
+                <w:b/>
+                <w:bCs/>
+                <w:kern w:val="0"/>
+                <w:sz w:val="22"/>
+                <w:szCs w:val="22"/>
+                <w:lang w:eastAsia="en-GB"/>
+                <w14:ligatures w14:val="none"/>
+              </w:rPr>
+              <w:t>Progress / Achievements</w:t>
+            </w:r>
+          </w:p>
+          <w:p>
+            <w:pPr>
+              <w:numPr>
+                <w:ilvl w:val="0"/>
+                <w:numId w:val="13"/>
+              </w:numPr>
+              <w:spacing w:before="100" w:beforeAutospacing="1" w:after="100" w:afterAutospacing="1"/>
+              <w:rPr>
+                <w:rFonts w:ascii="Arial" w:eastAsia="Times New Roman" w:hAnsi="Arial" w:cs="Arial"/>
+                <w:kern w:val="0"/>
+                <w:sz w:val="22"/>
+                <w:szCs w:val="22"/>
+                <w:lang w:eastAsia="en-GB"/>
+                <w14:ligatures w14:val="none"/>
+              </w:rPr>
+            </w:pPr>
+            <w:r>
+              <w:rPr>
+                <w:rFonts w:ascii="Arial" w:eastAsia="Times New Roman" w:hAnsi="Arial" w:cs="Arial"/>
+                <w:kern w:val="0"/>
+                <w:sz w:val="22"/>
+                <w:szCs w:val="22"/>
+                <w:lang w:eastAsia="en-GB"/>
+                <w14:ligatures w14:val="none"/>
+              </w:rPr>
+              <w:t xml:space="preserve">The </w:t>
+            </w:r>
+            <w:r>
+              <w:rPr>
+                <w:rFonts w:ascii="Arial" w:eastAsia="Times New Roman" w:hAnsi="Arial" w:cs="Arial"/>
+                <w:kern w:val="0"/>
+                <w:sz w:val="22"/>
+                <w:szCs w:val="22"/>
+                <w:lang w:eastAsia="en-GB"/>
+                <w14:ligatures w14:val="none"/>
+              </w:rPr>
+              <w:t>database structure</w:t>
+            </w:r>
+            <w:r>
+              <w:rPr>
+                <w:rFonts w:ascii="Arial" w:eastAsia="Times New Roman" w:hAnsi="Arial" w:cs="Arial"/>
+                <w:kern w:val="0"/>
+                <w:sz w:val="22"/>
+                <w:szCs w:val="22"/>
+                <w:lang w:eastAsia="en-GB"/>
+                <w14:ligatures w14:val="none"/>
+              </w:rPr>
+              <w:t xml:space="preserve"> was completed</w:t>
+            </w:r>
+            <w:r>
+              <w:rPr>
+                <w:rFonts w:ascii="Arial" w:eastAsia="Times New Roman" w:hAnsi="Arial" w:cs="Arial"/>
+                <w:kern w:val="0"/>
+                <w:sz w:val="22"/>
+                <w:szCs w:val="22"/>
+                <w:lang w:eastAsia="en-GB"/>
+                <w14:ligatures w14:val="none"/>
+              </w:rPr>
+              <w:t>.</w:t>
+            </w:r>
+          </w:p>
+          <w:p>
+            <w:pPr>
+              <w:numPr>
+                <w:ilvl w:val="0"/>
+                <w:numId w:val="13"/>
+              </w:numPr>
+              <w:spacing w:before="100" w:beforeAutospacing="1" w:after="100" w:afterAutospacing="1"/>
+              <w:rPr>
+                <w:rFonts w:ascii="Arial" w:eastAsia="Times New Roman" w:hAnsi="Arial" w:cs="Arial"/>
+                <w:kern w:val="0"/>
+                <w:sz w:val="22"/>
+                <w:szCs w:val="22"/>
+                <w:lang w:eastAsia="en-GB"/>
+                <w14:ligatures w14:val="none"/>
+              </w:rPr>
+            </w:pPr>
+            <w:r>
+              <w:rPr>
+                <w:rFonts w:ascii="Arial" w:eastAsia="Times New Roman" w:hAnsi="Arial" w:cs="Arial"/>
+                <w:kern w:val="0"/>
+                <w:sz w:val="22"/>
+                <w:szCs w:val="22"/>
+                <w:lang w:eastAsia="en-GB"/>
+                <w14:ligatures w14:val="none"/>
+              </w:rPr>
+              <w:t>PHP functionality continued to be developed</w:t>
+            </w:r>
+            <w:r>
+              <w:rPr>
+                <w:rFonts w:ascii="Arial" w:eastAsia="Times New Roman" w:hAnsi="Arial" w:cs="Arial"/>
+                <w:kern w:val="0"/>
+                <w:sz w:val="22"/>
+                <w:szCs w:val="22"/>
+                <w:lang w:eastAsia="en-GB"/>
+                <w14:ligatures w14:val="none"/>
+              </w:rPr>
+              <w:t xml:space="preserve"> and </w:t>
+            </w:r>
+            <w:r>
+              <w:rPr>
+                <w:rFonts w:ascii="Arial" w:eastAsia="Times New Roman" w:hAnsi="Arial" w:cs="Arial"/>
+                <w:kern w:val="0"/>
+                <w:sz w:val="22"/>
+                <w:szCs w:val="22"/>
+                <w:lang w:eastAsia="en-GB"/>
+                <w14:ligatures w14:val="none"/>
+              </w:rPr>
+              <w:t>finalised</w:t>
+            </w:r>
+            <w:r>
+              <w:rPr>
+                <w:rFonts w:ascii="Arial" w:eastAsia="Times New Roman" w:hAnsi="Arial" w:cs="Arial"/>
+                <w:kern w:val="0"/>
+                <w:sz w:val="22"/>
+                <w:szCs w:val="22"/>
+                <w:lang w:eastAsia="en-GB"/>
+                <w14:ligatures w14:val="none"/>
+              </w:rPr>
+              <w:t>.</w:t>
+            </w:r>
+          </w:p>
+          <w:p>
+            <w:pPr>
+              <w:numPr>
+                <w:ilvl w:val="0"/>
+                <w:numId w:val="13"/>
+              </w:numPr>
+              <w:spacing w:before="100" w:beforeAutospacing="1" w:after="100" w:afterAutospacing="1"/>
+              <w:rPr>
+                <w:rFonts w:ascii="Arial" w:eastAsia="Times New Roman" w:hAnsi="Arial" w:cs="Arial"/>
+                <w:kern w:val="0"/>
+                <w:sz w:val="22"/>
+                <w:szCs w:val="22"/>
+                <w:lang w:eastAsia="en-GB"/>
+                <w14:ligatures w14:val="none"/>
+              </w:rPr>
+            </w:pPr>
+            <w:r>
+              <w:rPr>
+                <w:rFonts w:ascii="Arial" w:eastAsia="Times New Roman" w:hAnsi="Arial" w:cs="Arial"/>
+                <w:kern w:val="0"/>
+                <w:sz w:val="22"/>
+                <w:szCs w:val="22"/>
+                <w:lang w:eastAsia="en-GB"/>
+                <w14:ligatures w14:val="none"/>
+              </w:rPr>
+              <w:t>HTML pages were further developed.</w:t>
+            </w:r>
+          </w:p>
+          <w:p>
+            <w:pPr>
+              <w:numPr>
+                <w:ilvl w:val="0"/>
+                <w:numId w:val="13"/>
+              </w:numPr>
+              <w:spacing w:before="100" w:beforeAutospacing="1" w:after="100" w:afterAutospacing="1"/>
+              <w:rPr>
+                <w:rFonts w:ascii="Arial" w:eastAsia="Times New Roman" w:hAnsi="Arial" w:cs="Arial"/>
+                <w:kern w:val="0"/>
+                <w:sz w:val="22"/>
+                <w:szCs w:val="22"/>
+                <w:lang w:eastAsia="en-GB"/>
+                <w14:ligatures w14:val="none"/>
+              </w:rPr>
+            </w:pPr>
+            <w:r>
+              <w:rPr>
+                <w:rFonts w:ascii="Arial" w:eastAsia="Times New Roman" w:hAnsi="Arial" w:cs="Arial"/>
+                <w:kern w:val="0"/>
+                <w:sz w:val="22"/>
+                <w:szCs w:val="22"/>
+                <w:lang w:eastAsia="en-GB"/>
+                <w14:ligatures w14:val="none"/>
+              </w:rPr>
+              <w:t>CSS styling w</w:t>
+            </w:r>
+            <w:r>
+              <w:rPr>
+                <w:rFonts w:ascii="Arial" w:eastAsia="Times New Roman" w:hAnsi="Arial" w:cs="Arial"/>
+                <w:kern w:val="0"/>
+                <w:sz w:val="22"/>
+                <w:szCs w:val="22"/>
+                <w:lang w:eastAsia="en-GB"/>
+                <w14:ligatures w14:val="none"/>
+              </w:rPr>
+              <w:t>as continued.</w:t>
+            </w:r>
+          </w:p>
+          <w:p>
+            <w:pPr>
+              <w:numPr>
+                <w:ilvl w:val="0"/>
+                <w:numId w:val="13"/>
+              </w:numPr>
+              <w:spacing w:before="100" w:beforeAutospacing="1" w:after="100" w:afterAutospacing="1"/>
+              <w:rPr>
+                <w:rFonts w:ascii="Arial" w:eastAsia="Times New Roman" w:hAnsi="Arial" w:cs="Arial"/>
+                <w:kern w:val="0"/>
+                <w:sz w:val="22"/>
+                <w:szCs w:val="22"/>
+                <w:lang w:eastAsia="en-GB"/>
+                <w14:ligatures w14:val="none"/>
+              </w:rPr>
+            </w:pPr>
+            <w:r>
+              <w:rPr>
+                <w:rFonts w:ascii="Arial" w:eastAsia="Times New Roman" w:hAnsi="Arial" w:cs="Arial"/>
+                <w:kern w:val="0"/>
+                <w:sz w:val="22"/>
+                <w:szCs w:val="22"/>
+                <w:lang w:eastAsia="en-GB"/>
+                <w14:ligatures w14:val="none"/>
+              </w:rPr>
+              <w:t>Some parts of the project were implemented.</w:t>
+            </w:r>
+          </w:p>
+          <w:p>
+            <w:pPr>
+              <w:numPr>
+                <w:ilvl w:val="0"/>
+                <w:numId w:val="13"/>
+              </w:numPr>
+              <w:spacing w:before="100" w:beforeAutospacing="1" w:after="100" w:afterAutospacing="1"/>
+              <w:rPr>
+                <w:rFonts w:ascii="Arial" w:eastAsia="Times New Roman" w:hAnsi="Arial" w:cs="Arial"/>
+                <w:kern w:val="0"/>
+                <w:sz w:val="22"/>
+                <w:szCs w:val="22"/>
+                <w:lang w:eastAsia="en-GB"/>
+                <w14:ligatures w14:val="none"/>
+              </w:rPr>
+            </w:pPr>
+            <w:r>
+              <w:rPr>
+                <w:rFonts w:ascii="Arial" w:eastAsia="Times New Roman" w:hAnsi="Arial" w:cs="Arial"/>
+                <w:kern w:val="0"/>
+                <w:sz w:val="22"/>
+                <w:szCs w:val="22"/>
+                <w:lang w:eastAsia="en-GB"/>
+                <w14:ligatures w14:val="none"/>
+              </w:rPr>
+              <w:t>Team members discussed their progress and updated each other on their tasks.</w:t>
+            </w:r>
+          </w:p>
+          <w:p>
+            <w:pPr>
+              <w:numPr>
+                <w:ilvl w:val="0"/>
+                <w:numId w:val="13"/>
+              </w:numPr>
+              <w:spacing w:before="100" w:beforeAutospacing="1" w:after="100" w:afterAutospacing="1"/>
+              <w:rPr>
+                <w:rFonts w:ascii="Arial" w:eastAsia="Times New Roman" w:hAnsi="Arial" w:cs="Arial"/>
+                <w:kern w:val="0"/>
+                <w:sz w:val="22"/>
+                <w:szCs w:val="22"/>
+                <w:lang w:eastAsia="en-GB"/>
+                <w14:ligatures w14:val="none"/>
+              </w:rPr>
+            </w:pPr>
+            <w:r>
+              <w:rPr>
+                <w:rFonts w:ascii="Arial" w:eastAsia="Times New Roman" w:hAnsi="Arial" w:cs="Arial"/>
+                <w:kern w:val="0"/>
+                <w:sz w:val="22"/>
+                <w:szCs w:val="22"/>
+                <w:lang w:eastAsia="en-GB"/>
+                <w14:ligatures w14:val="none"/>
+              </w:rPr>
+              <w:t>The</w:t>
+            </w:r>
+            <w:r>
+              <w:rPr>
+                <w:rFonts w:ascii="Arial" w:eastAsia="Times New Roman" w:hAnsi="Arial" w:cs="Arial"/>
+                <w:kern w:val="0"/>
+                <w:sz w:val="22"/>
+                <w:szCs w:val="22"/>
+                <w:lang w:eastAsia="en-GB"/>
+                <w14:ligatures w14:val="none"/>
+              </w:rPr>
+              <w:t xml:space="preserve"> finished </w:t>
+            </w:r>
+            <w:r>
+              <w:rPr>
+                <w:rFonts w:ascii="Arial" w:eastAsia="Times New Roman" w:hAnsi="Arial" w:cs="Arial"/>
+                <w:kern w:val="0"/>
+                <w:sz w:val="22"/>
+                <w:szCs w:val="22"/>
+                <w:lang w:eastAsia="en-GB"/>
+                <w14:ligatures w14:val="none"/>
+              </w:rPr>
+              <w:t>part</w:t>
+            </w:r>
+            <w:r>
+              <w:rPr>
+                <w:rFonts w:ascii="Arial" w:eastAsia="Times New Roman" w:hAnsi="Arial" w:cs="Arial"/>
+                <w:kern w:val="0"/>
+                <w:sz w:val="22"/>
+                <w:szCs w:val="22"/>
+                <w:lang w:eastAsia="en-GB"/>
+                <w14:ligatures w14:val="none"/>
+              </w:rPr>
+              <w:t xml:space="preserve">s </w:t>
+            </w:r>
+            <w:r>
+              <w:rPr>
+                <w:rFonts w:ascii="Arial" w:eastAsia="Times New Roman" w:hAnsi="Arial" w:cs="Arial"/>
+                <w:kern w:val="0"/>
+                <w:sz w:val="22"/>
+                <w:szCs w:val="22"/>
+                <w:lang w:eastAsia="en-GB"/>
+                <w14:ligatures w14:val="none"/>
+              </w:rPr>
+              <w:t xml:space="preserve">of the projects </w:t>
+            </w:r>
+            <w:r>
+              <w:rPr>
+                <w:rFonts w:ascii="Arial" w:eastAsia="Times New Roman" w:hAnsi="Arial" w:cs="Arial"/>
+                <w:kern w:val="0"/>
+                <w:sz w:val="22"/>
+                <w:szCs w:val="22"/>
+                <w:lang w:eastAsia="en-GB"/>
+                <w14:ligatures w14:val="none"/>
+              </w:rPr>
+              <w:t>were</w:t>
+            </w:r>
+            <w:r>
+              <w:rPr>
+                <w:rFonts w:ascii="Arial" w:eastAsia="Times New Roman" w:hAnsi="Arial" w:cs="Arial"/>
+                <w:kern w:val="0"/>
+                <w:sz w:val="22"/>
+                <w:szCs w:val="22"/>
+                <w:lang w:eastAsia="en-GB"/>
+                <w14:ligatures w14:val="none"/>
+              </w:rPr>
+              <w:t xml:space="preserve"> uploaded onto GitHub.</w:t>
+            </w:r>
+          </w:p>
+          <w:p>
+            <w:pPr>
+              <w:spacing w:before="100" w:beforeAutospacing="1" w:after="100" w:afterAutospacing="1"/>
+              <w:outlineLvl w:val="2"/>
+              <w:rPr>
+                <w:rFonts w:ascii="Arial" w:eastAsia="Times New Roman" w:hAnsi="Arial" w:cs="Arial"/>
+                <w:b/>
+                <w:bCs/>
+                <w:kern w:val="0"/>
+                <w:sz w:val="22"/>
+                <w:szCs w:val="22"/>
+                <w:lang w:eastAsia="en-GB"/>
+                <w14:ligatures w14:val="none"/>
+              </w:rPr>
+            </w:pPr>
+            <w:r>
+              <w:rPr>
+                <w:rFonts w:ascii="Arial" w:eastAsia="Times New Roman" w:hAnsi="Arial" w:cs="Arial"/>
+                <w:b/>
+                <w:bCs/>
+                <w:kern w:val="0"/>
+                <w:sz w:val="22"/>
+                <w:szCs w:val="22"/>
+                <w:lang w:eastAsia="en-GB"/>
+                <w14:ligatures w14:val="none"/>
+              </w:rPr>
+              <w:t>Unfinished Work</w:t>
+            </w:r>
+          </w:p>
+          <w:p>
+            <w:pPr>
+              <w:numPr>
+                <w:ilvl w:val="0"/>
+                <w:numId w:val="14"/>
+              </w:numPr>
+              <w:spacing w:before="100" w:beforeAutospacing="1" w:after="100" w:afterAutospacing="1"/>
+              <w:rPr>
+                <w:rFonts w:ascii="Arial" w:eastAsia="Times New Roman" w:hAnsi="Arial" w:cs="Arial"/>
+                <w:kern w:val="0"/>
+                <w:sz w:val="22"/>
+                <w:szCs w:val="22"/>
+                <w:lang w:eastAsia="en-GB"/>
+                <w14:ligatures w14:val="none"/>
+              </w:rPr>
+            </w:pPr>
+            <w:r>
+              <w:rPr>
+                <w:rFonts w:ascii="Arial" w:eastAsia="Times New Roman" w:hAnsi="Arial" w:cs="Arial"/>
+                <w:kern w:val="0"/>
+                <w:sz w:val="22"/>
+                <w:szCs w:val="22"/>
+                <w:lang w:eastAsia="en-GB"/>
+                <w14:ligatures w14:val="none"/>
+              </w:rPr>
+              <w:t>CSS styling require</w:t>
+            </w:r>
+            <w:r>
+              <w:rPr>
+                <w:rFonts w:ascii="Arial" w:eastAsia="Times New Roman" w:hAnsi="Arial" w:cs="Arial"/>
+                <w:kern w:val="0"/>
+                <w:sz w:val="22"/>
+                <w:szCs w:val="22"/>
+                <w:lang w:eastAsia="en-GB"/>
+                <w14:ligatures w14:val="none"/>
+              </w:rPr>
+              <w:t>s</w:t>
+            </w:r>
+            <w:r>
+              <w:rPr>
+                <w:rFonts w:ascii="Arial" w:eastAsia="Times New Roman" w:hAnsi="Arial" w:cs="Arial"/>
+                <w:kern w:val="0"/>
+                <w:sz w:val="22"/>
+                <w:szCs w:val="22"/>
+                <w:lang w:eastAsia="en-GB"/>
+                <w14:ligatures w14:val="none"/>
+              </w:rPr>
+              <w:t xml:space="preserve"> further development</w:t>
+            </w:r>
+            <w:r>
+              <w:rPr>
+                <w:rFonts w:ascii="Arial" w:eastAsia="Times New Roman" w:hAnsi="Arial" w:cs="Arial"/>
+                <w:kern w:val="0"/>
+                <w:sz w:val="22"/>
+                <w:szCs w:val="22"/>
+                <w:lang w:eastAsia="en-GB"/>
+                <w14:ligatures w14:val="none"/>
+              </w:rPr>
+              <w:t>.</w:t>
+            </w:r>
+          </w:p>
+          <w:p>
+            <w:pPr>
+              <w:numPr>
+                <w:ilvl w:val="0"/>
+                <w:numId w:val="14"/>
+              </w:numPr>
+              <w:spacing w:before="100" w:beforeAutospacing="1" w:after="100" w:afterAutospacing="1"/>
+              <w:rPr>
+                <w:rFonts w:ascii="Arial" w:eastAsia="Times New Roman" w:hAnsi="Arial" w:cs="Arial"/>
+                <w:kern w:val="0"/>
+                <w:sz w:val="22"/>
+                <w:szCs w:val="22"/>
+                <w:lang w:eastAsia="en-GB"/>
+                <w14:ligatures w14:val="none"/>
+              </w:rPr>
+            </w:pPr>
+            <w:r>
+              <w:rPr>
+                <w:rFonts w:ascii="Arial" w:eastAsia="Times New Roman" w:hAnsi="Arial" w:cs="Arial"/>
+                <w:kern w:val="0"/>
+                <w:sz w:val="22"/>
+                <w:szCs w:val="22"/>
+                <w:lang w:eastAsia="en-GB"/>
+                <w14:ligatures w14:val="none"/>
+              </w:rPr>
+              <w:t>Some features of the project have not yet been fully implemented.</w:t>
+            </w:r>
+          </w:p>
+          <w:p>
+            <w:pPr>
+              <w:numPr>
+                <w:ilvl w:val="0"/>
+                <w:numId w:val="14"/>
+              </w:numPr>
+              <w:spacing w:before="100" w:beforeAutospacing="1" w:after="100" w:afterAutospacing="1"/>
+              <w:rPr>
+                <w:rFonts w:ascii="Arial" w:eastAsia="Times New Roman" w:hAnsi="Arial" w:cs="Arial"/>
+                <w:kern w:val="0"/>
+                <w:sz w:val="22"/>
+                <w:szCs w:val="22"/>
+                <w:lang w:eastAsia="en-GB"/>
+                <w14:ligatures w14:val="none"/>
+              </w:rPr>
+            </w:pPr>
+            <w:r>
+              <w:rPr>
+                <w:rFonts w:ascii="Arial" w:eastAsia="Times New Roman" w:hAnsi="Arial" w:cs="Arial"/>
+                <w:kern w:val="0"/>
+                <w:sz w:val="22"/>
+                <w:szCs w:val="22"/>
+                <w:lang w:eastAsia="en-GB"/>
+                <w14:ligatures w14:val="none"/>
+              </w:rPr>
+              <w:t>The different parts of the project still need to be fully combined and tested.</w:t>
+            </w:r>
+          </w:p>
+          <w:p>
+            <w:pPr>
+              <w:spacing w:before="100" w:beforeAutospacing="1" w:after="100" w:afterAutospacing="1"/>
+              <w:outlineLvl w:val="2"/>
+              <w:rPr>
+                <w:rFonts w:ascii="Arial" w:eastAsia="Times New Roman" w:hAnsi="Arial" w:cs="Arial"/>
+                <w:b/>
+                <w:bCs/>
+                <w:kern w:val="0"/>
+                <w:sz w:val="22"/>
+                <w:szCs w:val="22"/>
+                <w:lang w:eastAsia="en-GB"/>
+                <w14:ligatures w14:val="none"/>
+              </w:rPr>
+            </w:pPr>
+            <w:r>
+              <w:rPr>
+                <w:rFonts w:ascii="Arial" w:eastAsia="Times New Roman" w:hAnsi="Arial" w:cs="Arial"/>
+                <w:b/>
+                <w:bCs/>
+                <w:kern w:val="0"/>
+                <w:sz w:val="22"/>
+                <w:szCs w:val="22"/>
+                <w:lang w:eastAsia="en-GB"/>
+                <w14:ligatures w14:val="none"/>
+              </w:rPr>
+              <w:t>Plan for the Next Week</w:t>
+            </w:r>
+          </w:p>
+          <w:p>
+            <w:pPr>
+              <w:numPr>
+                <w:ilvl w:val="0"/>
+                <w:numId w:val="15"/>
+              </w:numPr>
+              <w:spacing w:before="100" w:beforeAutospacing="1" w:after="100" w:afterAutospacing="1"/>
+              <w:rPr>
+                <w:rFonts w:ascii="Arial" w:eastAsia="Times New Roman" w:hAnsi="Arial" w:cs="Arial"/>
+                <w:kern w:val="0"/>
+                <w:sz w:val="22"/>
+                <w:szCs w:val="22"/>
+                <w:lang w:eastAsia="en-GB"/>
+                <w14:ligatures w14:val="none"/>
+              </w:rPr>
+            </w:pPr>
+            <w:r>
+              <w:rPr>
+                <w:rFonts w:ascii="Arial" w:eastAsia="Times New Roman" w:hAnsi="Arial" w:cs="Arial"/>
+                <w:kern w:val="0"/>
+                <w:sz w:val="22"/>
+                <w:szCs w:val="22"/>
+                <w:lang w:eastAsia="en-GB"/>
+                <w14:ligatures w14:val="none"/>
+              </w:rPr>
+              <w:t xml:space="preserve">Finish </w:t>
+            </w:r>
+            <w:r>
+              <w:rPr>
+                <w:rFonts w:ascii="Arial" w:eastAsia="Times New Roman" w:hAnsi="Arial" w:cs="Arial"/>
+                <w:kern w:val="0"/>
+                <w:sz w:val="22"/>
+                <w:szCs w:val="22"/>
+                <w:lang w:eastAsia="en-GB"/>
+                <w14:ligatures w14:val="none"/>
+              </w:rPr>
+              <w:t>developing</w:t>
+            </w:r>
+            <w:r>
+              <w:rPr>
+                <w:rFonts w:ascii="Arial" w:eastAsia="Times New Roman" w:hAnsi="Arial" w:cs="Arial"/>
+                <w:kern w:val="0"/>
+                <w:sz w:val="22"/>
+                <w:szCs w:val="22"/>
+                <w:lang w:eastAsia="en-GB"/>
+                <w14:ligatures w14:val="none"/>
+              </w:rPr>
+              <w:t xml:space="preserve"> the remaining </w:t>
+            </w:r>
+            <w:r>
+              <w:rPr>
+                <w:rFonts w:ascii="Arial" w:eastAsia="Times New Roman" w:hAnsi="Arial" w:cs="Arial"/>
+                <w:kern w:val="0"/>
+                <w:sz w:val="22"/>
+                <w:szCs w:val="22"/>
+                <w:lang w:eastAsia="en-GB"/>
+                <w14:ligatures w14:val="none"/>
+              </w:rPr>
+              <w:t>HTML</w:t>
+            </w:r>
+            <w:r>
+              <w:rPr>
+                <w:rFonts w:ascii="Arial" w:eastAsia="Times New Roman" w:hAnsi="Arial" w:cs="Arial"/>
+                <w:kern w:val="0"/>
+                <w:sz w:val="22"/>
+                <w:szCs w:val="22"/>
+                <w:lang w:eastAsia="en-GB"/>
+                <w14:ligatures w14:val="none"/>
+              </w:rPr>
+              <w:t xml:space="preserve"> </w:t>
+            </w:r>
+            <w:r>
+              <w:rPr>
+                <w:rFonts w:ascii="Arial" w:eastAsia="Times New Roman" w:hAnsi="Arial" w:cs="Arial"/>
+                <w:kern w:val="0"/>
+                <w:sz w:val="22"/>
+                <w:szCs w:val="22"/>
+                <w:lang w:eastAsia="en-GB"/>
+                <w14:ligatures w14:val="none"/>
+              </w:rPr>
+              <w:t>pages</w:t>
+            </w:r>
+            <w:r>
+              <w:rPr>
+                <w:rFonts w:ascii="Arial" w:eastAsia="Times New Roman" w:hAnsi="Arial" w:cs="Arial"/>
+                <w:kern w:val="0"/>
+                <w:sz w:val="22"/>
+                <w:szCs w:val="22"/>
+                <w:lang w:eastAsia="en-GB"/>
+                <w14:ligatures w14:val="none"/>
+              </w:rPr>
+              <w:t>.</w:t>
+            </w:r>
+          </w:p>
+          <w:p>
+            <w:pPr>
+              <w:numPr>
+                <w:ilvl w:val="0"/>
+                <w:numId w:val="15"/>
+              </w:numPr>
+              <w:spacing w:before="100" w:beforeAutospacing="1" w:after="100" w:afterAutospacing="1"/>
+              <w:rPr>
+                <w:rFonts w:ascii="Arial" w:eastAsia="Times New Roman" w:hAnsi="Arial" w:cs="Arial"/>
+                <w:kern w:val="0"/>
+                <w:sz w:val="22"/>
+                <w:szCs w:val="22"/>
+                <w:lang w:eastAsia="en-GB"/>
+                <w14:ligatures w14:val="none"/>
+              </w:rPr>
+            </w:pPr>
+            <w:r>
+              <w:rPr>
+                <w:rFonts w:ascii="Arial" w:eastAsia="Times New Roman" w:hAnsi="Arial" w:cs="Arial"/>
+                <w:kern w:val="0"/>
+                <w:sz w:val="22"/>
+                <w:szCs w:val="22"/>
+                <w:lang w:eastAsia="en-GB"/>
+                <w14:ligatures w14:val="none"/>
+              </w:rPr>
+              <w:t>Finalise the CSS styling and layout.</w:t>
+            </w:r>
+          </w:p>
+          <w:p>
+            <w:pPr>
+              <w:numPr>
+                <w:ilvl w:val="0"/>
+                <w:numId w:val="15"/>
+              </w:numPr>
+              <w:spacing w:before="100" w:beforeAutospacing="1" w:after="100" w:afterAutospacing="1"/>
+              <w:rPr>
+                <w:rFonts w:ascii="Arial" w:eastAsia="Times New Roman" w:hAnsi="Arial" w:cs="Arial"/>
+                <w:kern w:val="0"/>
+                <w:sz w:val="22"/>
+                <w:szCs w:val="22"/>
+                <w:lang w:eastAsia="en-GB"/>
+                <w14:ligatures w14:val="none"/>
+              </w:rPr>
+            </w:pPr>
+            <w:r>
+              <w:rPr>
+                <w:rFonts w:ascii="Arial" w:eastAsia="Times New Roman" w:hAnsi="Arial" w:cs="Arial"/>
+                <w:kern w:val="0"/>
+                <w:sz w:val="22"/>
+                <w:szCs w:val="22"/>
+                <w:lang w:eastAsia="en-GB"/>
+                <w14:ligatures w14:val="none"/>
+              </w:rPr>
+              <w:t xml:space="preserve">Combine all </w:t>
+            </w:r>
+            <w:r>
+              <w:rPr>
+                <w:rFonts w:ascii="Arial" w:eastAsia="Times New Roman" w:hAnsi="Arial" w:cs="Arial"/>
+                <w:kern w:val="0"/>
+                <w:sz w:val="22"/>
+                <w:szCs w:val="22"/>
+                <w:lang w:eastAsia="en-GB"/>
+                <w14:ligatures w14:val="none"/>
+              </w:rPr>
+              <w:t xml:space="preserve">completed </w:t>
+            </w:r>
+            <w:r>
+              <w:rPr>
+                <w:rFonts w:ascii="Arial" w:eastAsia="Times New Roman" w:hAnsi="Arial" w:cs="Arial"/>
+                <w:kern w:val="0"/>
+                <w:sz w:val="22"/>
+                <w:szCs w:val="22"/>
+                <w:lang w:eastAsia="en-GB"/>
+                <w14:ligatures w14:val="none"/>
+              </w:rPr>
+              <w:t>parts of the project into one working system.</w:t>
+            </w:r>
+          </w:p>
+          <w:p>
+            <w:pPr>
+              <w:numPr>
+                <w:ilvl w:val="0"/>
+                <w:numId w:val="15"/>
+              </w:numPr>
+              <w:spacing w:before="100" w:beforeAutospacing="1" w:after="100" w:afterAutospacing="1"/>
+              <w:rPr>
+                <w:rFonts w:ascii="Arial" w:eastAsia="Times New Roman" w:hAnsi="Arial" w:cs="Arial"/>
+                <w:kern w:val="0"/>
+                <w:sz w:val="22"/>
+                <w:szCs w:val="22"/>
+                <w:lang w:eastAsia="en-GB"/>
+                <w14:ligatures w14:val="none"/>
+              </w:rPr>
+            </w:pPr>
+            <w:r>
+              <w:rPr>
+                <w:rFonts w:ascii="Arial" w:eastAsia="Times New Roman" w:hAnsi="Arial" w:cs="Arial"/>
+                <w:kern w:val="0"/>
+                <w:sz w:val="22"/>
+                <w:szCs w:val="22"/>
+                <w:lang w:eastAsia="en-GB"/>
+                <w14:ligatures w14:val="none"/>
+              </w:rPr>
+              <w:t>Begin testing the website and fixing any errors found.</w:t>
+            </w:r>
+          </w:p>
+          <w:p>
+            <w:pPr>
+              <w:numPr>
+                <w:ilvl w:val="0"/>
+                <w:numId w:val="15"/>
+              </w:numPr>
+              <w:spacing w:before="100" w:beforeAutospacing="1" w:after="100" w:afterAutospacing="1"/>
+              <w:rPr>
+                <w:rFonts w:ascii="Arial" w:eastAsia="Times New Roman" w:hAnsi="Arial" w:cs="Arial"/>
+                <w:kern w:val="0"/>
+                <w:sz w:val="22"/>
+                <w:szCs w:val="22"/>
+                <w:lang w:eastAsia="en-GB"/>
+                <w14:ligatures w14:val="none"/>
+              </w:rPr>
+            </w:pPr>
+            <w:r>
+              <w:rPr>
+                <w:rFonts w:ascii="Arial" w:eastAsia="Times New Roman" w:hAnsi="Arial" w:cs="Arial"/>
+                <w:kern w:val="0"/>
+                <w:sz w:val="22"/>
+                <w:szCs w:val="22"/>
+                <w:lang w:eastAsia="en-GB"/>
+                <w14:ligatures w14:val="none"/>
+              </w:rPr>
+              <w:t xml:space="preserve">Start working on the project </w:t>
+            </w:r>
+            <w:r>
+              <w:rPr>
+                <w:rFonts w:ascii="Arial" w:eastAsia="Times New Roman" w:hAnsi="Arial" w:cs="Arial"/>
+                <w:kern w:val="0"/>
+                <w:sz w:val="22"/>
+                <w:szCs w:val="22"/>
+                <w:lang w:eastAsia="en-GB"/>
+                <w14:ligatures w14:val="none"/>
+              </w:rPr>
+              <w:t>and prototype and divide section among team members.</w:t>
+            </w:r>
+          </w:p>
+        </w:tc>
+      </w:tr>
+      <w:tr>
+        <w:trPr>
+          <w:trHeight w:val="2799"/>
+        </w:trPr>
+        <w:tc>
+          <w:tcPr>
+            <w:tcW w:w="1985" w:type="dxa"/>
+          </w:tcPr>
+          <w:p>
+            <w:pPr>
+              <w:rPr>
+                <w:rFonts w:ascii="Arial" w:hAnsi="Arial" w:cs="Arial"/>
+              </w:rPr>
+            </w:pPr>
+            <w:r>
+              <w:rPr>
+                <w:rFonts w:ascii="Arial" w:hAnsi="Arial" w:cs="Arial"/>
+              </w:rPr>
+              <w:lastRenderedPageBreak/>
+              <w:t>05</w:t>
+            </w:r>
+            <w:r>
+              <w:rPr>
+                <w:rFonts w:ascii="Arial" w:hAnsi="Arial" w:cs="Arial"/>
+              </w:rPr>
+              <w:t>/0</w:t>
+            </w:r>
+            <w:r>
+              <w:rPr>
+                <w:rFonts w:ascii="Arial" w:hAnsi="Arial" w:cs="Arial"/>
+              </w:rPr>
+              <w:t>3</w:t>
+            </w:r>
+            <w:r>
+              <w:rPr>
+                <w:rFonts w:ascii="Arial" w:hAnsi="Arial" w:cs="Arial"/>
+              </w:rPr>
+              <w:t>/2026</w:t>
+            </w:r>
+          </w:p>
+        </w:tc>
+        <w:tc>
+          <w:tcPr>
+            <w:tcW w:w="2693" w:type="dxa"/>
+          </w:tcPr>
+          <w:p>
+            <w:pPr>
+              <w:rPr>
+                <w:rFonts w:ascii="Arial" w:hAnsi="Arial" w:cs="Arial"/>
+                <w:b/>
+                <w:bCs/>
+                <w:sz w:val="22"/>
+                <w:szCs w:val="22"/>
+              </w:rPr>
+            </w:pPr>
+            <w:r>
+              <w:rPr>
+                <w:rFonts w:ascii="Arial" w:hAnsi="Arial" w:cs="Arial"/>
+                <w:b/>
+                <w:bCs/>
+                <w:sz w:val="22"/>
+                <w:szCs w:val="22"/>
+              </w:rPr>
+              <w:t>Maryam Aremu, Esther Areba, Divin Dusabe, Janice Emorut, George Ankoma-Mensah</w:t>
+            </w:r>
+          </w:p>
+          <w:p>
+            <w:pPr>
+              <w:rPr>
+                <w:rFonts w:ascii="Arial" w:hAnsi="Arial" w:cs="Arial"/>
+                <w:sz w:val="22"/>
+                <w:szCs w:val="22"/>
+              </w:rPr>
+            </w:pPr>
+          </w:p>
+          <w:p>
+            <w:pPr>
+              <w:rPr>
+                <w:rFonts w:ascii="Arial" w:hAnsi="Arial" w:cs="Arial"/>
+                <w:sz w:val="22"/>
+                <w:szCs w:val="22"/>
+              </w:rPr>
+            </w:pPr>
+          </w:p>
+          <w:p>
+            <w:pPr>
+              <w:rPr>
+                <w:rFonts w:ascii="Arial" w:hAnsi="Arial" w:cs="Arial"/>
+                <w:b/>
+                <w:bCs/>
+                <w:sz w:val="22"/>
+                <w:szCs w:val="22"/>
+              </w:rPr>
+            </w:pPr>
+            <w:r>
+              <w:rPr>
+                <w:rFonts w:ascii="Arial" w:hAnsi="Arial" w:cs="Arial"/>
+                <w:sz w:val="22"/>
+                <w:szCs w:val="22"/>
+              </w:rPr>
+              <w:t>Absence: No members were absent</w:t>
+            </w:r>
+          </w:p>
+        </w:tc>
+        <w:tc>
+          <w:tcPr>
+            <w:tcW w:w="5954" w:type="dxa"/>
+          </w:tcPr>
+          <w:p>
+            <w:pPr>
+              <w:spacing w:before="100" w:beforeAutospacing="1" w:after="100" w:afterAutospacing="1"/>
+              <w:outlineLvl w:val="2"/>
+              <w:rPr>
+                <w:rFonts w:ascii="Arial" w:eastAsia="Times New Roman" w:hAnsi="Arial" w:cs="Arial"/>
+                <w:b/>
+                <w:bCs/>
+                <w:kern w:val="0"/>
+                <w:sz w:val="22"/>
+                <w:szCs w:val="22"/>
+                <w:lang w:eastAsia="en-GB"/>
+                <w14:ligatures w14:val="none"/>
+              </w:rPr>
+            </w:pPr>
+            <w:r>
+              <w:rPr>
+                <w:rFonts w:ascii="Arial" w:eastAsia="Times New Roman" w:hAnsi="Arial" w:cs="Arial"/>
+                <w:b/>
+                <w:bCs/>
+                <w:kern w:val="0"/>
+                <w:sz w:val="22"/>
+                <w:szCs w:val="22"/>
+                <w:lang w:eastAsia="en-GB"/>
+                <w14:ligatures w14:val="none"/>
+              </w:rPr>
+              <w:t>Progress / Achievements</w:t>
+            </w:r>
+          </w:p>
+          <w:p>
+            <w:pPr>
+              <w:numPr>
+                <w:ilvl w:val="0"/>
+                <w:numId w:val="16"/>
+              </w:numPr>
+              <w:spacing w:before="100" w:beforeAutospacing="1" w:after="100" w:afterAutospacing="1"/>
+              <w:rPr>
+                <w:rFonts w:ascii="Arial" w:eastAsia="Times New Roman" w:hAnsi="Arial" w:cs="Arial"/>
+                <w:kern w:val="0"/>
+                <w:sz w:val="22"/>
+                <w:szCs w:val="22"/>
+                <w:lang w:eastAsia="en-GB"/>
+                <w14:ligatures w14:val="none"/>
+              </w:rPr>
+            </w:pPr>
+            <w:r>
+              <w:rPr>
+                <w:rFonts w:ascii="Arial" w:eastAsia="Times New Roman" w:hAnsi="Arial" w:cs="Arial"/>
+                <w:kern w:val="0"/>
+                <w:sz w:val="22"/>
+                <w:szCs w:val="22"/>
+                <w:lang w:eastAsia="en-GB"/>
+                <w14:ligatures w14:val="none"/>
+              </w:rPr>
+              <w:t xml:space="preserve">Work on the project report was </w:t>
+            </w:r>
+            <w:r>
+              <w:rPr>
+                <w:rFonts w:ascii="Arial" w:eastAsia="Times New Roman" w:hAnsi="Arial" w:cs="Arial"/>
+                <w:kern w:val="0"/>
+                <w:sz w:val="22"/>
+                <w:szCs w:val="22"/>
+                <w:lang w:eastAsia="en-GB"/>
+                <w14:ligatures w14:val="none"/>
+              </w:rPr>
+              <w:t>started,</w:t>
+            </w:r>
+            <w:r>
+              <w:rPr>
+                <w:rFonts w:ascii="Arial" w:eastAsia="Times New Roman" w:hAnsi="Arial" w:cs="Arial"/>
+                <w:kern w:val="0"/>
+                <w:sz w:val="22"/>
+                <w:szCs w:val="22"/>
+                <w:lang w:eastAsia="en-GB"/>
+                <w14:ligatures w14:val="none"/>
+              </w:rPr>
+              <w:t xml:space="preserve"> and sections were divided among team members.</w:t>
+            </w:r>
+          </w:p>
+          <w:p>
+            <w:pPr>
+              <w:numPr>
+                <w:ilvl w:val="0"/>
+                <w:numId w:val="16"/>
+              </w:numPr>
+              <w:spacing w:before="100" w:beforeAutospacing="1" w:after="100" w:afterAutospacing="1"/>
+              <w:rPr>
+                <w:rFonts w:ascii="Arial" w:eastAsia="Times New Roman" w:hAnsi="Arial" w:cs="Arial"/>
+                <w:kern w:val="0"/>
+                <w:sz w:val="22"/>
+                <w:szCs w:val="22"/>
+                <w:lang w:eastAsia="en-GB"/>
+                <w14:ligatures w14:val="none"/>
+              </w:rPr>
+            </w:pPr>
+            <w:r>
+              <w:rPr>
+                <w:rFonts w:ascii="Arial" w:eastAsia="Times New Roman" w:hAnsi="Arial" w:cs="Arial"/>
+                <w:kern w:val="0"/>
+                <w:sz w:val="22"/>
+                <w:szCs w:val="22"/>
+                <w:lang w:eastAsia="en-GB"/>
+                <w14:ligatures w14:val="none"/>
+              </w:rPr>
+              <w:t>Some parts of the report were completed.</w:t>
+            </w:r>
+          </w:p>
+          <w:p>
+            <w:pPr>
+              <w:numPr>
+                <w:ilvl w:val="0"/>
+                <w:numId w:val="16"/>
+              </w:numPr>
+              <w:spacing w:before="100" w:beforeAutospacing="1" w:after="100" w:afterAutospacing="1"/>
+              <w:rPr>
+                <w:rFonts w:ascii="Arial" w:eastAsia="Times New Roman" w:hAnsi="Arial" w:cs="Arial"/>
+                <w:kern w:val="0"/>
+                <w:sz w:val="22"/>
+                <w:szCs w:val="22"/>
+                <w:lang w:eastAsia="en-GB"/>
+                <w14:ligatures w14:val="none"/>
+              </w:rPr>
+            </w:pPr>
+            <w:r>
+              <w:rPr>
+                <w:rFonts w:ascii="Arial" w:eastAsia="Times New Roman" w:hAnsi="Arial" w:cs="Arial"/>
+                <w:kern w:val="0"/>
+                <w:sz w:val="22"/>
+                <w:szCs w:val="22"/>
+                <w:lang w:eastAsia="en-GB"/>
+                <w14:ligatures w14:val="none"/>
+              </w:rPr>
+              <w:t>All team members reviewed the website and tested its functionality.</w:t>
+            </w:r>
+          </w:p>
+          <w:p>
+            <w:pPr>
+              <w:numPr>
+                <w:ilvl w:val="0"/>
+                <w:numId w:val="16"/>
+              </w:numPr>
+              <w:spacing w:before="100" w:beforeAutospacing="1" w:after="100" w:afterAutospacing="1"/>
+              <w:rPr>
+                <w:rFonts w:ascii="Arial" w:eastAsia="Times New Roman" w:hAnsi="Arial" w:cs="Arial"/>
+                <w:kern w:val="0"/>
+                <w:sz w:val="22"/>
+                <w:szCs w:val="22"/>
+                <w:lang w:eastAsia="en-GB"/>
+                <w14:ligatures w14:val="none"/>
+              </w:rPr>
+            </w:pPr>
+            <w:r>
+              <w:rPr>
+                <w:rFonts w:ascii="Arial" w:eastAsia="Times New Roman" w:hAnsi="Arial" w:cs="Arial"/>
+                <w:kern w:val="0"/>
+                <w:sz w:val="22"/>
+                <w:szCs w:val="22"/>
+                <w:lang w:eastAsia="en-GB"/>
+                <w14:ligatures w14:val="none"/>
+              </w:rPr>
+              <w:t>The NDA was signed by the team members.</w:t>
+            </w:r>
+          </w:p>
+          <w:p>
+            <w:pPr>
+              <w:spacing w:before="100" w:beforeAutospacing="1" w:after="100" w:afterAutospacing="1"/>
+              <w:outlineLvl w:val="2"/>
+              <w:rPr>
+                <w:rFonts w:ascii="Arial" w:eastAsia="Times New Roman" w:hAnsi="Arial" w:cs="Arial"/>
+                <w:b/>
+                <w:bCs/>
+                <w:kern w:val="0"/>
+                <w:sz w:val="22"/>
+                <w:szCs w:val="22"/>
+                <w:lang w:eastAsia="en-GB"/>
+                <w14:ligatures w14:val="none"/>
+              </w:rPr>
+            </w:pPr>
+            <w:r>
+              <w:rPr>
+                <w:rFonts w:ascii="Arial" w:eastAsia="Times New Roman" w:hAnsi="Arial" w:cs="Arial"/>
+                <w:b/>
+                <w:bCs/>
+                <w:kern w:val="0"/>
+                <w:sz w:val="22"/>
+                <w:szCs w:val="22"/>
+                <w:lang w:eastAsia="en-GB"/>
+                <w14:ligatures w14:val="none"/>
+              </w:rPr>
+              <w:t>Unfinished Work</w:t>
+            </w:r>
+          </w:p>
+          <w:p>
+            <w:pPr>
+              <w:numPr>
+                <w:ilvl w:val="0"/>
+                <w:numId w:val="17"/>
+              </w:numPr>
+              <w:spacing w:before="100" w:beforeAutospacing="1" w:after="100" w:afterAutospacing="1"/>
+              <w:rPr>
+                <w:rFonts w:ascii="Arial" w:eastAsia="Times New Roman" w:hAnsi="Arial" w:cs="Arial"/>
+                <w:kern w:val="0"/>
+                <w:sz w:val="22"/>
+                <w:szCs w:val="22"/>
+                <w:lang w:eastAsia="en-GB"/>
+                <w14:ligatures w14:val="none"/>
+              </w:rPr>
+            </w:pPr>
+            <w:r>
+              <w:rPr>
+                <w:rFonts w:ascii="Arial" w:eastAsia="Times New Roman" w:hAnsi="Arial" w:cs="Arial"/>
+                <w:kern w:val="0"/>
+                <w:sz w:val="22"/>
+                <w:szCs w:val="22"/>
+                <w:lang w:eastAsia="en-GB"/>
+                <w14:ligatures w14:val="none"/>
+              </w:rPr>
+              <w:t>The project report is still in progress.</w:t>
+            </w:r>
+          </w:p>
+          <w:p>
+            <w:pPr>
+              <w:numPr>
+                <w:ilvl w:val="0"/>
+                <w:numId w:val="17"/>
+              </w:numPr>
+              <w:spacing w:before="100" w:beforeAutospacing="1" w:after="100" w:afterAutospacing="1"/>
+              <w:rPr>
+                <w:rFonts w:ascii="Arial" w:eastAsia="Times New Roman" w:hAnsi="Arial" w:cs="Arial"/>
+                <w:kern w:val="0"/>
+                <w:sz w:val="22"/>
+                <w:szCs w:val="22"/>
+                <w:lang w:eastAsia="en-GB"/>
+                <w14:ligatures w14:val="none"/>
+              </w:rPr>
+            </w:pPr>
+            <w:r>
+              <w:rPr>
+                <w:rFonts w:ascii="Arial" w:eastAsia="Times New Roman" w:hAnsi="Arial" w:cs="Arial"/>
+                <w:kern w:val="0"/>
+                <w:sz w:val="22"/>
+                <w:szCs w:val="22"/>
+                <w:lang w:eastAsia="en-GB"/>
+                <w14:ligatures w14:val="none"/>
+              </w:rPr>
+              <w:t>Some sections of the report still need to be written and reviewed.</w:t>
+            </w:r>
+          </w:p>
+          <w:p>
+            <w:pPr>
+              <w:numPr>
+                <w:ilvl w:val="0"/>
+                <w:numId w:val="17"/>
+              </w:numPr>
+              <w:spacing w:before="100" w:beforeAutospacing="1" w:after="100" w:afterAutospacing="1"/>
+              <w:rPr>
+                <w:rFonts w:ascii="Arial" w:eastAsia="Times New Roman" w:hAnsi="Arial" w:cs="Arial"/>
+                <w:kern w:val="0"/>
+                <w:sz w:val="22"/>
+                <w:szCs w:val="22"/>
+                <w:lang w:eastAsia="en-GB"/>
+                <w14:ligatures w14:val="none"/>
+              </w:rPr>
+            </w:pPr>
+            <w:r>
+              <w:rPr>
+                <w:rFonts w:ascii="Arial" w:eastAsia="Times New Roman" w:hAnsi="Arial" w:cs="Arial"/>
+                <w:kern w:val="0"/>
+                <w:sz w:val="22"/>
+                <w:szCs w:val="22"/>
+                <w:lang w:eastAsia="en-GB"/>
+                <w14:ligatures w14:val="none"/>
+              </w:rPr>
+              <w:t>The HTML and CSS still need to be improved further</w:t>
+            </w:r>
+          </w:p>
+          <w:p>
+            <w:pPr>
+              <w:numPr>
+                <w:ilvl w:val="0"/>
+                <w:numId w:val="17"/>
+              </w:numPr>
+              <w:spacing w:before="100" w:beforeAutospacing="1" w:after="100" w:afterAutospacing="1"/>
+              <w:rPr>
+                <w:rFonts w:ascii="Arial" w:eastAsia="Times New Roman" w:hAnsi="Arial" w:cs="Arial"/>
+                <w:kern w:val="0"/>
+                <w:sz w:val="22"/>
+                <w:szCs w:val="22"/>
+                <w:lang w:eastAsia="en-GB"/>
+                <w14:ligatures w14:val="none"/>
+              </w:rPr>
+            </w:pPr>
+            <w:r>
+              <w:rPr>
+                <w:rFonts w:ascii="Arial" w:eastAsia="Times New Roman" w:hAnsi="Arial" w:cs="Arial"/>
+                <w:kern w:val="0"/>
+                <w:sz w:val="22"/>
+                <w:szCs w:val="22"/>
+                <w:lang w:eastAsia="en-GB"/>
+                <w14:ligatures w14:val="none"/>
+              </w:rPr>
+              <w:t>Final proofreading and formatting of the report are still required.</w:t>
+            </w:r>
+          </w:p>
+          <w:p>
+            <w:pPr>
+              <w:spacing w:before="100" w:beforeAutospacing="1" w:after="100" w:afterAutospacing="1"/>
+              <w:outlineLvl w:val="2"/>
+              <w:rPr>
+                <w:rFonts w:ascii="Arial" w:eastAsia="Times New Roman" w:hAnsi="Arial" w:cs="Arial"/>
+                <w:b/>
+                <w:bCs/>
+                <w:kern w:val="0"/>
+                <w:sz w:val="22"/>
+                <w:szCs w:val="22"/>
+                <w:lang w:eastAsia="en-GB"/>
+                <w14:ligatures w14:val="none"/>
+              </w:rPr>
+            </w:pPr>
+            <w:r>
+              <w:rPr>
+                <w:rFonts w:ascii="Arial" w:eastAsia="Times New Roman" w:hAnsi="Arial" w:cs="Arial"/>
+                <w:b/>
+                <w:bCs/>
+                <w:kern w:val="0"/>
+                <w:sz w:val="22"/>
+                <w:szCs w:val="22"/>
+                <w:lang w:eastAsia="en-GB"/>
+                <w14:ligatures w14:val="none"/>
+              </w:rPr>
+              <w:t>Plan for the Next Week</w:t>
+            </w:r>
+          </w:p>
+          <w:p>
+            <w:pPr>
+              <w:numPr>
+                <w:ilvl w:val="0"/>
+                <w:numId w:val="18"/>
+              </w:numPr>
+              <w:spacing w:before="100" w:beforeAutospacing="1" w:after="100" w:afterAutospacing="1"/>
+              <w:rPr>
+                <w:rFonts w:ascii="Arial" w:eastAsia="Times New Roman" w:hAnsi="Arial" w:cs="Arial"/>
+                <w:kern w:val="0"/>
+                <w:sz w:val="22"/>
+                <w:szCs w:val="22"/>
+                <w:lang w:eastAsia="en-GB"/>
+                <w14:ligatures w14:val="none"/>
+              </w:rPr>
+            </w:pPr>
+            <w:r>
+              <w:rPr>
+                <w:rFonts w:ascii="Arial" w:eastAsia="Times New Roman" w:hAnsi="Arial" w:cs="Arial"/>
+                <w:kern w:val="0"/>
+                <w:sz w:val="22"/>
+                <w:szCs w:val="22"/>
+                <w:lang w:eastAsia="en-GB"/>
+                <w14:ligatures w14:val="none"/>
+              </w:rPr>
+              <w:t>Complete the remaining sections of the project report.</w:t>
+            </w:r>
+          </w:p>
+          <w:p>
+            <w:pPr>
+              <w:numPr>
+                <w:ilvl w:val="0"/>
+                <w:numId w:val="18"/>
+              </w:numPr>
+              <w:spacing w:before="100" w:beforeAutospacing="1" w:after="100" w:afterAutospacing="1"/>
+              <w:rPr>
+                <w:rFonts w:ascii="Arial" w:eastAsia="Times New Roman" w:hAnsi="Arial" w:cs="Arial"/>
+                <w:kern w:val="0"/>
+                <w:sz w:val="22"/>
+                <w:szCs w:val="22"/>
+                <w:lang w:eastAsia="en-GB"/>
+                <w14:ligatures w14:val="none"/>
+              </w:rPr>
+            </w:pPr>
+            <w:r>
+              <w:rPr>
+                <w:rFonts w:ascii="Arial" w:eastAsia="Times New Roman" w:hAnsi="Arial" w:cs="Arial"/>
+                <w:kern w:val="0"/>
+                <w:sz w:val="22"/>
+                <w:szCs w:val="22"/>
+                <w:lang w:eastAsia="en-GB"/>
+                <w14:ligatures w14:val="none"/>
+              </w:rPr>
+              <w:t>Review and edit the report to ensure it meets the project requirements.</w:t>
+            </w:r>
+          </w:p>
+          <w:p>
+            <w:pPr>
+              <w:numPr>
+                <w:ilvl w:val="0"/>
+                <w:numId w:val="18"/>
+              </w:numPr>
+              <w:spacing w:before="100" w:beforeAutospacing="1" w:after="100" w:afterAutospacing="1"/>
+              <w:rPr>
+                <w:rFonts w:ascii="Arial" w:eastAsia="Times New Roman" w:hAnsi="Arial" w:cs="Arial"/>
+                <w:kern w:val="0"/>
+                <w:sz w:val="22"/>
+                <w:szCs w:val="22"/>
+                <w:lang w:eastAsia="en-GB"/>
+                <w14:ligatures w14:val="none"/>
+              </w:rPr>
+            </w:pPr>
+            <w:r>
+              <w:rPr>
+                <w:rFonts w:ascii="Arial" w:eastAsia="Times New Roman" w:hAnsi="Arial" w:cs="Arial"/>
+                <w:kern w:val="0"/>
+                <w:sz w:val="22"/>
+                <w:szCs w:val="22"/>
+                <w:lang w:eastAsia="en-GB"/>
+                <w14:ligatures w14:val="none"/>
+              </w:rPr>
+              <w:t>Finalise formatting and references in the report.</w:t>
+            </w:r>
+          </w:p>
+          <w:p>
+            <w:pPr>
+              <w:numPr>
+                <w:ilvl w:val="0"/>
+                <w:numId w:val="18"/>
+              </w:numPr>
+              <w:spacing w:before="100" w:beforeAutospacing="1" w:after="100" w:afterAutospacing="1"/>
+              <w:rPr>
+                <w:rFonts w:ascii="Arial" w:eastAsia="Times New Roman" w:hAnsi="Arial" w:cs="Arial"/>
+                <w:kern w:val="0"/>
+                <w:sz w:val="22"/>
+                <w:szCs w:val="22"/>
+                <w:lang w:eastAsia="en-GB"/>
+                <w14:ligatures w14:val="none"/>
+              </w:rPr>
+            </w:pPr>
+            <w:r>
+              <w:rPr>
+                <w:rFonts w:ascii="Arial" w:eastAsia="Times New Roman" w:hAnsi="Arial" w:cs="Arial"/>
+                <w:kern w:val="0"/>
+                <w:sz w:val="22"/>
+                <w:szCs w:val="22"/>
+                <w:lang w:eastAsia="en-GB"/>
+                <w14:ligatures w14:val="none"/>
+              </w:rPr>
+              <w:t xml:space="preserve">Prepare the </w:t>
+            </w:r>
+            <w:r>
+              <w:rPr>
+                <w:rFonts w:ascii="Arial" w:eastAsia="Times New Roman" w:hAnsi="Arial" w:cs="Arial"/>
+                <w:kern w:val="0"/>
+                <w:sz w:val="22"/>
+                <w:szCs w:val="22"/>
+                <w:lang w:eastAsia="en-GB"/>
+                <w14:ligatures w14:val="none"/>
+              </w:rPr>
+              <w:t>report</w:t>
+            </w:r>
+            <w:r>
+              <w:rPr>
+                <w:rFonts w:ascii="Arial" w:eastAsia="Times New Roman" w:hAnsi="Arial" w:cs="Arial"/>
+                <w:kern w:val="0"/>
+                <w:sz w:val="22"/>
+                <w:szCs w:val="22"/>
+                <w:lang w:eastAsia="en-GB"/>
+                <w14:ligatures w14:val="none"/>
+              </w:rPr>
+              <w:t xml:space="preserve"> for final submission.</w:t>
+            </w:r>
+          </w:p>
+          <w:p>
+            <w:pPr>
+              <w:rPr>
+                <w:rFonts w:ascii="Arial" w:hAnsi="Arial" w:cs="Arial"/>
+                <w:b/>
+                <w:bCs/>
+                <w:sz w:val="22"/>
+                <w:szCs w:val="22"/>
+              </w:rPr>
+            </w:pPr>
+          </w:p>
         </w:tc>
       </w:tr>
     </w:tbl>
-    <w:p/>
+    <w:p>
+      <w:pPr>
+        <w:rPr>
+          <w:rFonts w:ascii="Arial" w:hAnsi="Arial" w:cs="Arial"/>
+        </w:rPr>
+      </w:pPr>
+    </w:p>
     <w:sectPr>
       <w:pgSz w:w="11906" w:h="16838"/>
       <w:pgMar w:top="1440" w:right="1440" w:bottom="1440" w:left="1440" w:header="708" w:footer="708" w:gutter="0"/>
@@ -1895,6 +4634,598 @@
     </w:lvl>
   </w:abstractNum>
   <w:abstractNum w:abstractNumId="1" w15:restartNumberingAfterBreak="0">
+    <w:nsid w:val="0AB90FCF"/>
+    <w:multiLevelType w:val="multilevel"/>
+    <w:tmpl w:val="490808E8"/>
+    <w:lvl w:ilvl="0">
+      <w:start w:val="1"/>
+      <w:numFmt w:val="bullet"/>
+      <w:lvlText w:val=""/>
+      <w:lvlJc w:val="left"/>
+      <w:pPr>
+        <w:tabs>
+          <w:tab w:val="num" w:pos="720"/>
+        </w:tabs>
+        <w:ind w:left="720" w:hanging="360"/>
+      </w:pPr>
+      <w:rPr>
+        <w:rFonts w:ascii="Symbol" w:hAnsi="Symbol" w:hint="default"/>
+        <w:sz w:val="20"/>
+      </w:rPr>
+    </w:lvl>
+    <w:lvl w:ilvl="1" w:tentative="1">
+      <w:start w:val="1"/>
+      <w:numFmt w:val="bullet"/>
+      <w:lvlText w:val="o"/>
+      <w:lvlJc w:val="left"/>
+      <w:pPr>
+        <w:tabs>
+          <w:tab w:val="num" w:pos="1440"/>
+        </w:tabs>
+        <w:ind w:left="1440" w:hanging="360"/>
+      </w:pPr>
+      <w:rPr>
+        <w:rFonts w:ascii="Courier New" w:hAnsi="Courier New" w:hint="default"/>
+        <w:sz w:val="20"/>
+      </w:rPr>
+    </w:lvl>
+    <w:lvl w:ilvl="2" w:tentative="1">
+      <w:start w:val="1"/>
+      <w:numFmt w:val="bullet"/>
+      <w:lvlText w:val=""/>
+      <w:lvlJc w:val="left"/>
+      <w:pPr>
+        <w:tabs>
+          <w:tab w:val="num" w:pos="2160"/>
+        </w:tabs>
+        <w:ind w:left="2160" w:hanging="360"/>
+      </w:pPr>
+      <w:rPr>
+        <w:rFonts w:ascii="Wingdings" w:hAnsi="Wingdings" w:hint="default"/>
+        <w:sz w:val="20"/>
+      </w:rPr>
+    </w:lvl>
+    <w:lvl w:ilvl="3" w:tentative="1">
+      <w:start w:val="1"/>
+      <w:numFmt w:val="bullet"/>
+      <w:lvlText w:val=""/>
+      <w:lvlJc w:val="left"/>
+      <w:pPr>
+        <w:tabs>
+          <w:tab w:val="num" w:pos="2880"/>
+        </w:tabs>
+        <w:ind w:left="2880" w:hanging="360"/>
+      </w:pPr>
+      <w:rPr>
+        <w:rFonts w:ascii="Wingdings" w:hAnsi="Wingdings" w:hint="default"/>
+        <w:sz w:val="20"/>
+      </w:rPr>
+    </w:lvl>
+    <w:lvl w:ilvl="4" w:tentative="1">
+      <w:start w:val="1"/>
+      <w:numFmt w:val="bullet"/>
+      <w:lvlText w:val=""/>
+      <w:lvlJc w:val="left"/>
+      <w:pPr>
+        <w:tabs>
+          <w:tab w:val="num" w:pos="3600"/>
+        </w:tabs>
+        <w:ind w:left="3600" w:hanging="360"/>
+      </w:pPr>
+      <w:rPr>
+        <w:rFonts w:ascii="Wingdings" w:hAnsi="Wingdings" w:hint="default"/>
+        <w:sz w:val="20"/>
+      </w:rPr>
+    </w:lvl>
+    <w:lvl w:ilvl="5" w:tentative="1">
+      <w:start w:val="1"/>
+      <w:numFmt w:val="bullet"/>
+      <w:lvlText w:val=""/>
+      <w:lvlJc w:val="left"/>
+      <w:pPr>
+        <w:tabs>
+          <w:tab w:val="num" w:pos="4320"/>
+        </w:tabs>
+        <w:ind w:left="4320" w:hanging="360"/>
+      </w:pPr>
+      <w:rPr>
+        <w:rFonts w:ascii="Wingdings" w:hAnsi="Wingdings" w:hint="default"/>
+        <w:sz w:val="20"/>
+      </w:rPr>
+    </w:lvl>
+    <w:lvl w:ilvl="6" w:tentative="1">
+      <w:start w:val="1"/>
+      <w:numFmt w:val="bullet"/>
+      <w:lvlText w:val=""/>
+      <w:lvlJc w:val="left"/>
+      <w:pPr>
+        <w:tabs>
+          <w:tab w:val="num" w:pos="5040"/>
+        </w:tabs>
+        <w:ind w:left="5040" w:hanging="360"/>
+      </w:pPr>
+      <w:rPr>
+        <w:rFonts w:ascii="Wingdings" w:hAnsi="Wingdings" w:hint="default"/>
+        <w:sz w:val="20"/>
+      </w:rPr>
+    </w:lvl>
+    <w:lvl w:ilvl="7" w:tentative="1">
+      <w:start w:val="1"/>
+      <w:numFmt w:val="bullet"/>
+      <w:lvlText w:val=""/>
+      <w:lvlJc w:val="left"/>
+      <w:pPr>
+        <w:tabs>
+          <w:tab w:val="num" w:pos="5760"/>
+        </w:tabs>
+        <w:ind w:left="5760" w:hanging="360"/>
+      </w:pPr>
+      <w:rPr>
+        <w:rFonts w:ascii="Wingdings" w:hAnsi="Wingdings" w:hint="default"/>
+        <w:sz w:val="20"/>
+      </w:rPr>
+    </w:lvl>
+    <w:lvl w:ilvl="8" w:tentative="1">
+      <w:start w:val="1"/>
+      <w:numFmt w:val="bullet"/>
+      <w:lvlText w:val=""/>
+      <w:lvlJc w:val="left"/>
+      <w:pPr>
+        <w:tabs>
+          <w:tab w:val="num" w:pos="6480"/>
+        </w:tabs>
+        <w:ind w:left="6480" w:hanging="360"/>
+      </w:pPr>
+      <w:rPr>
+        <w:rFonts w:ascii="Wingdings" w:hAnsi="Wingdings" w:hint="default"/>
+        <w:sz w:val="20"/>
+      </w:rPr>
+    </w:lvl>
+  </w:abstractNum>
+  <w:abstractNum w:abstractNumId="2" w15:restartNumberingAfterBreak="0">
+    <w:nsid w:val="0B7832F4"/>
+    <w:multiLevelType w:val="multilevel"/>
+    <w:tmpl w:val="122C6DC6"/>
+    <w:lvl w:ilvl="0">
+      <w:start w:val="1"/>
+      <w:numFmt w:val="bullet"/>
+      <w:lvlText w:val=""/>
+      <w:lvlJc w:val="left"/>
+      <w:pPr>
+        <w:tabs>
+          <w:tab w:val="num" w:pos="720"/>
+        </w:tabs>
+        <w:ind w:left="720" w:hanging="360"/>
+      </w:pPr>
+      <w:rPr>
+        <w:rFonts w:ascii="Symbol" w:hAnsi="Symbol" w:hint="default"/>
+        <w:sz w:val="20"/>
+      </w:rPr>
+    </w:lvl>
+    <w:lvl w:ilvl="1" w:tentative="1">
+      <w:start w:val="1"/>
+      <w:numFmt w:val="bullet"/>
+      <w:lvlText w:val="o"/>
+      <w:lvlJc w:val="left"/>
+      <w:pPr>
+        <w:tabs>
+          <w:tab w:val="num" w:pos="1440"/>
+        </w:tabs>
+        <w:ind w:left="1440" w:hanging="360"/>
+      </w:pPr>
+      <w:rPr>
+        <w:rFonts w:ascii="Courier New" w:hAnsi="Courier New" w:hint="default"/>
+        <w:sz w:val="20"/>
+      </w:rPr>
+    </w:lvl>
+    <w:lvl w:ilvl="2" w:tentative="1">
+      <w:start w:val="1"/>
+      <w:numFmt w:val="bullet"/>
+      <w:lvlText w:val=""/>
+      <w:lvlJc w:val="left"/>
+      <w:pPr>
+        <w:tabs>
+          <w:tab w:val="num" w:pos="2160"/>
+        </w:tabs>
+        <w:ind w:left="2160" w:hanging="360"/>
+      </w:pPr>
+      <w:rPr>
+        <w:rFonts w:ascii="Wingdings" w:hAnsi="Wingdings" w:hint="default"/>
+        <w:sz w:val="20"/>
+      </w:rPr>
+    </w:lvl>
+    <w:lvl w:ilvl="3" w:tentative="1">
+      <w:start w:val="1"/>
+      <w:numFmt w:val="bullet"/>
+      <w:lvlText w:val=""/>
+      <w:lvlJc w:val="left"/>
+      <w:pPr>
+        <w:tabs>
+          <w:tab w:val="num" w:pos="2880"/>
+        </w:tabs>
+        <w:ind w:left="2880" w:hanging="360"/>
+      </w:pPr>
+      <w:rPr>
+        <w:rFonts w:ascii="Wingdings" w:hAnsi="Wingdings" w:hint="default"/>
+        <w:sz w:val="20"/>
+      </w:rPr>
+    </w:lvl>
+    <w:lvl w:ilvl="4" w:tentative="1">
+      <w:start w:val="1"/>
+      <w:numFmt w:val="bullet"/>
+      <w:lvlText w:val=""/>
+      <w:lvlJc w:val="left"/>
+      <w:pPr>
+        <w:tabs>
+          <w:tab w:val="num" w:pos="3600"/>
+        </w:tabs>
+        <w:ind w:left="3600" w:hanging="360"/>
+      </w:pPr>
+      <w:rPr>
+        <w:rFonts w:ascii="Wingdings" w:hAnsi="Wingdings" w:hint="default"/>
+        <w:sz w:val="20"/>
+      </w:rPr>
+    </w:lvl>
+    <w:lvl w:ilvl="5" w:tentative="1">
+      <w:start w:val="1"/>
+      <w:numFmt w:val="bullet"/>
+      <w:lvlText w:val=""/>
+      <w:lvlJc w:val="left"/>
+      <w:pPr>
+        <w:tabs>
+          <w:tab w:val="num" w:pos="4320"/>
+        </w:tabs>
+        <w:ind w:left="4320" w:hanging="360"/>
+      </w:pPr>
+      <w:rPr>
+        <w:rFonts w:ascii="Wingdings" w:hAnsi="Wingdings" w:hint="default"/>
+        <w:sz w:val="20"/>
+      </w:rPr>
+    </w:lvl>
+    <w:lvl w:ilvl="6" w:tentative="1">
+      <w:start w:val="1"/>
+      <w:numFmt w:val="bullet"/>
+      <w:lvlText w:val=""/>
+      <w:lvlJc w:val="left"/>
+      <w:pPr>
+        <w:tabs>
+          <w:tab w:val="num" w:pos="5040"/>
+        </w:tabs>
+        <w:ind w:left="5040" w:hanging="360"/>
+      </w:pPr>
+      <w:rPr>
+        <w:rFonts w:ascii="Wingdings" w:hAnsi="Wingdings" w:hint="default"/>
+        <w:sz w:val="20"/>
+      </w:rPr>
+    </w:lvl>
+    <w:lvl w:ilvl="7" w:tentative="1">
+      <w:start w:val="1"/>
+      <w:numFmt w:val="bullet"/>
+      <w:lvlText w:val=""/>
+      <w:lvlJc w:val="left"/>
+      <w:pPr>
+        <w:tabs>
+          <w:tab w:val="num" w:pos="5760"/>
+        </w:tabs>
+        <w:ind w:left="5760" w:hanging="360"/>
+      </w:pPr>
+      <w:rPr>
+        <w:rFonts w:ascii="Wingdings" w:hAnsi="Wingdings" w:hint="default"/>
+        <w:sz w:val="20"/>
+      </w:rPr>
+    </w:lvl>
+    <w:lvl w:ilvl="8" w:tentative="1">
+      <w:start w:val="1"/>
+      <w:numFmt w:val="bullet"/>
+      <w:lvlText w:val=""/>
+      <w:lvlJc w:val="left"/>
+      <w:pPr>
+        <w:tabs>
+          <w:tab w:val="num" w:pos="6480"/>
+        </w:tabs>
+        <w:ind w:left="6480" w:hanging="360"/>
+      </w:pPr>
+      <w:rPr>
+        <w:rFonts w:ascii="Wingdings" w:hAnsi="Wingdings" w:hint="default"/>
+        <w:sz w:val="20"/>
+      </w:rPr>
+    </w:lvl>
+  </w:abstractNum>
+  <w:abstractNum w:abstractNumId="3" w15:restartNumberingAfterBreak="0">
+    <w:nsid w:val="193E0371"/>
+    <w:multiLevelType w:val="multilevel"/>
+    <w:tmpl w:val="8620F8A4"/>
+    <w:lvl w:ilvl="0">
+      <w:start w:val="1"/>
+      <w:numFmt w:val="bullet"/>
+      <w:lvlText w:val=""/>
+      <w:lvlJc w:val="left"/>
+      <w:pPr>
+        <w:tabs>
+          <w:tab w:val="num" w:pos="720"/>
+        </w:tabs>
+        <w:ind w:left="720" w:hanging="360"/>
+      </w:pPr>
+      <w:rPr>
+        <w:rFonts w:ascii="Symbol" w:hAnsi="Symbol" w:hint="default"/>
+        <w:sz w:val="20"/>
+      </w:rPr>
+    </w:lvl>
+    <w:lvl w:ilvl="1" w:tentative="1">
+      <w:start w:val="1"/>
+      <w:numFmt w:val="bullet"/>
+      <w:lvlText w:val="o"/>
+      <w:lvlJc w:val="left"/>
+      <w:pPr>
+        <w:tabs>
+          <w:tab w:val="num" w:pos="1440"/>
+        </w:tabs>
+        <w:ind w:left="1440" w:hanging="360"/>
+      </w:pPr>
+      <w:rPr>
+        <w:rFonts w:ascii="Courier New" w:hAnsi="Courier New" w:hint="default"/>
+        <w:sz w:val="20"/>
+      </w:rPr>
+    </w:lvl>
+    <w:lvl w:ilvl="2" w:tentative="1">
+      <w:start w:val="1"/>
+      <w:numFmt w:val="bullet"/>
+      <w:lvlText w:val=""/>
+      <w:lvlJc w:val="left"/>
+      <w:pPr>
+        <w:tabs>
+          <w:tab w:val="num" w:pos="2160"/>
+        </w:tabs>
+        <w:ind w:left="2160" w:hanging="360"/>
+      </w:pPr>
+      <w:rPr>
+        <w:rFonts w:ascii="Wingdings" w:hAnsi="Wingdings" w:hint="default"/>
+        <w:sz w:val="20"/>
+      </w:rPr>
+    </w:lvl>
+    <w:lvl w:ilvl="3" w:tentative="1">
+      <w:start w:val="1"/>
+      <w:numFmt w:val="bullet"/>
+      <w:lvlText w:val=""/>
+      <w:lvlJc w:val="left"/>
+      <w:pPr>
+        <w:tabs>
+          <w:tab w:val="num" w:pos="2880"/>
+        </w:tabs>
+        <w:ind w:left="2880" w:hanging="360"/>
+      </w:pPr>
+      <w:rPr>
+        <w:rFonts w:ascii="Wingdings" w:hAnsi="Wingdings" w:hint="default"/>
+        <w:sz w:val="20"/>
+      </w:rPr>
+    </w:lvl>
+    <w:lvl w:ilvl="4" w:tentative="1">
+      <w:start w:val="1"/>
+      <w:numFmt w:val="bullet"/>
+      <w:lvlText w:val=""/>
+      <w:lvlJc w:val="left"/>
+      <w:pPr>
+        <w:tabs>
+          <w:tab w:val="num" w:pos="3600"/>
+        </w:tabs>
+        <w:ind w:left="3600" w:hanging="360"/>
+      </w:pPr>
+      <w:rPr>
+        <w:rFonts w:ascii="Wingdings" w:hAnsi="Wingdings" w:hint="default"/>
+        <w:sz w:val="20"/>
+      </w:rPr>
+    </w:lvl>
+    <w:lvl w:ilvl="5" w:tentative="1">
+      <w:start w:val="1"/>
+      <w:numFmt w:val="bullet"/>
+      <w:lvlText w:val=""/>
+      <w:lvlJc w:val="left"/>
+      <w:pPr>
+        <w:tabs>
+          <w:tab w:val="num" w:pos="4320"/>
+        </w:tabs>
+        <w:ind w:left="4320" w:hanging="360"/>
+      </w:pPr>
+      <w:rPr>
+        <w:rFonts w:ascii="Wingdings" w:hAnsi="Wingdings" w:hint="default"/>
+        <w:sz w:val="20"/>
+      </w:rPr>
+    </w:lvl>
+    <w:lvl w:ilvl="6" w:tentative="1">
+      <w:start w:val="1"/>
+      <w:numFmt w:val="bullet"/>
+      <w:lvlText w:val=""/>
+      <w:lvlJc w:val="left"/>
+      <w:pPr>
+        <w:tabs>
+          <w:tab w:val="num" w:pos="5040"/>
+        </w:tabs>
+        <w:ind w:left="5040" w:hanging="360"/>
+      </w:pPr>
+      <w:rPr>
+        <w:rFonts w:ascii="Wingdings" w:hAnsi="Wingdings" w:hint="default"/>
+        <w:sz w:val="20"/>
+      </w:rPr>
+    </w:lvl>
+    <w:lvl w:ilvl="7" w:tentative="1">
+      <w:start w:val="1"/>
+      <w:numFmt w:val="bullet"/>
+      <w:lvlText w:val=""/>
+      <w:lvlJc w:val="left"/>
+      <w:pPr>
+        <w:tabs>
+          <w:tab w:val="num" w:pos="5760"/>
+        </w:tabs>
+        <w:ind w:left="5760" w:hanging="360"/>
+      </w:pPr>
+      <w:rPr>
+        <w:rFonts w:ascii="Wingdings" w:hAnsi="Wingdings" w:hint="default"/>
+        <w:sz w:val="20"/>
+      </w:rPr>
+    </w:lvl>
+    <w:lvl w:ilvl="8" w:tentative="1">
+      <w:start w:val="1"/>
+      <w:numFmt w:val="bullet"/>
+      <w:lvlText w:val=""/>
+      <w:lvlJc w:val="left"/>
+      <w:pPr>
+        <w:tabs>
+          <w:tab w:val="num" w:pos="6480"/>
+        </w:tabs>
+        <w:ind w:left="6480" w:hanging="360"/>
+      </w:pPr>
+      <w:rPr>
+        <w:rFonts w:ascii="Wingdings" w:hAnsi="Wingdings" w:hint="default"/>
+        <w:sz w:val="20"/>
+      </w:rPr>
+    </w:lvl>
+  </w:abstractNum>
+  <w:abstractNum w:abstractNumId="4" w15:restartNumberingAfterBreak="0">
+    <w:nsid w:val="2AE724DD"/>
+    <w:multiLevelType w:val="multilevel"/>
+    <w:tmpl w:val="80A6E152"/>
+    <w:lvl w:ilvl="0">
+      <w:start w:val="1"/>
+      <w:numFmt w:val="bullet"/>
+      <w:lvlText w:val=""/>
+      <w:lvlJc w:val="left"/>
+      <w:pPr>
+        <w:tabs>
+          <w:tab w:val="num" w:pos="720"/>
+        </w:tabs>
+        <w:ind w:left="720" w:hanging="360"/>
+      </w:pPr>
+      <w:rPr>
+        <w:rFonts w:ascii="Symbol" w:hAnsi="Symbol" w:hint="default"/>
+        <w:sz w:val="20"/>
+      </w:rPr>
+    </w:lvl>
+    <w:lvl w:ilvl="1">
+      <w:start w:val="1"/>
+      <w:numFmt w:val="decimal"/>
+      <w:lvlText w:val="%2."/>
+      <w:lvlJc w:val="left"/>
+      <w:pPr>
+        <w:ind w:left="1440" w:hanging="360"/>
+      </w:pPr>
+      <w:rPr>
+        <w:rFonts w:hint="default"/>
+      </w:rPr>
+    </w:lvl>
+    <w:lvl w:ilvl="2" w:tentative="1">
+      <w:start w:val="1"/>
+      <w:numFmt w:val="bullet"/>
+      <w:lvlText w:val=""/>
+      <w:lvlJc w:val="left"/>
+      <w:pPr>
+        <w:tabs>
+          <w:tab w:val="num" w:pos="2160"/>
+        </w:tabs>
+        <w:ind w:left="2160" w:hanging="360"/>
+      </w:pPr>
+      <w:rPr>
+        <w:rFonts w:ascii="Wingdings" w:hAnsi="Wingdings" w:hint="default"/>
+        <w:sz w:val="20"/>
+      </w:rPr>
+    </w:lvl>
+    <w:lvl w:ilvl="3" w:tentative="1">
+      <w:start w:val="1"/>
+      <w:numFmt w:val="bullet"/>
+      <w:lvlText w:val=""/>
+      <w:lvlJc w:val="left"/>
+      <w:pPr>
+        <w:tabs>
+          <w:tab w:val="num" w:pos="2880"/>
+        </w:tabs>
+        <w:ind w:left="2880" w:hanging="360"/>
+      </w:pPr>
+      <w:rPr>
+        <w:rFonts w:ascii="Wingdings" w:hAnsi="Wingdings" w:hint="default"/>
+        <w:sz w:val="20"/>
+      </w:rPr>
+    </w:lvl>
+    <w:lvl w:ilvl="4" w:tentative="1">
+      <w:start w:val="1"/>
+      <w:numFmt w:val="bullet"/>
+      <w:lvlText w:val=""/>
+      <w:lvlJc w:val="left"/>
+      <w:pPr>
+        <w:tabs>
+          <w:tab w:val="num" w:pos="3600"/>
+        </w:tabs>
+        <w:ind w:left="3600" w:hanging="360"/>
+      </w:pPr>
+      <w:rPr>
+        <w:rFonts w:ascii="Wingdings" w:hAnsi="Wingdings" w:hint="default"/>
+        <w:sz w:val="20"/>
+      </w:rPr>
+    </w:lvl>
+    <w:lvl w:ilvl="5" w:tentative="1">
+      <w:start w:val="1"/>
+      <w:numFmt w:val="bullet"/>
+      <w:lvlText w:val=""/>
+      <w:lvlJc w:val="left"/>
+      <w:pPr>
+        <w:tabs>
+          <w:tab w:val="num" w:pos="4320"/>
+        </w:tabs>
+        <w:ind w:left="4320" w:hanging="360"/>
+      </w:pPr>
+      <w:rPr>
+        <w:rFonts w:ascii="Wingdings" w:hAnsi="Wingdings" w:hint="default"/>
+        <w:sz w:val="20"/>
+      </w:rPr>
+    </w:lvl>
+    <w:lvl w:ilvl="6" w:tentative="1">
+      <w:start w:val="1"/>
+      <w:numFmt w:val="bullet"/>
+      <w:lvlText w:val=""/>
+      <w:lvlJc w:val="left"/>
+      <w:pPr>
+        <w:tabs>
+          <w:tab w:val="num" w:pos="5040"/>
+        </w:tabs>
+        <w:ind w:left="5040" w:hanging="360"/>
+      </w:pPr>
+      <w:rPr>
+        <w:rFonts w:ascii="Wingdings" w:hAnsi="Wingdings" w:hint="default"/>
+        <w:sz w:val="20"/>
+      </w:rPr>
+    </w:lvl>
+    <w:lvl w:ilvl="7" w:tentative="1">
+      <w:start w:val="1"/>
+      <w:numFmt w:val="bullet"/>
+      <w:lvlText w:val=""/>
+      <w:lvlJc w:val="left"/>
+      <w:pPr>
+        <w:tabs>
+          <w:tab w:val="num" w:pos="5760"/>
+        </w:tabs>
+        <w:ind w:left="5760" w:hanging="360"/>
+      </w:pPr>
+      <w:rPr>
+        <w:rFonts w:ascii="Wingdings" w:hAnsi="Wingdings" w:hint="default"/>
+        <w:sz w:val="20"/>
+      </w:rPr>
+    </w:lvl>
+    <w:lvl w:ilvl="8" w:tentative="1">
+      <w:start w:val="1"/>
+      <w:numFmt w:val="bullet"/>
+      <w:lvlText w:val=""/>
+      <w:lvlJc w:val="left"/>
+      <w:pPr>
+        <w:tabs>
+          <w:tab w:val="num" w:pos="6480"/>
+        </w:tabs>
+        <w:ind w:left="6480" w:hanging="360"/>
+      </w:pPr>
+      <w:rPr>
+        <w:rFonts w:ascii="Wingdings" w:hAnsi="Wingdings" w:hint="default"/>
+        <w:sz w:val="20"/>
+      </w:rPr>
+    </w:lvl>
+  </w:abstractNum>
+  <w:abstractNum w:abstractNumId="5" w15:restartNumberingAfterBreak="0">
     <w:nsid w:val="35582883"/>
     <w:multiLevelType w:val="hybridMultilevel"/>
     <w:tmpl w:val="169CE802"/>
@@ -1983,7 +5314,7 @@
       </w:pPr>
     </w:lvl>
   </w:abstractNum>
-  <w:abstractNum w:abstractNumId="2" w15:restartNumberingAfterBreak="0">
+  <w:abstractNum w:abstractNumId="6" w15:restartNumberingAfterBreak="0">
     <w:nsid w:val="3AA5148C"/>
     <w:multiLevelType w:val="hybridMultilevel"/>
     <w:tmpl w:val="C7C450C8"/>
@@ -2075,10 +5406,10 @@
       </w:pPr>
     </w:lvl>
   </w:abstractNum>
-  <w:abstractNum w:abstractNumId="3" w15:restartNumberingAfterBreak="0">
+  <w:abstractNum w:abstractNumId="7" w15:restartNumberingAfterBreak="0">
     <w:nsid w:val="3B1840D5"/>
     <w:multiLevelType w:val="multilevel"/>
-    <w:tmpl w:val="93E8AF04"/>
+    <w:tmpl w:val="80A6E152"/>
     <w:lvl w:ilvl="0">
       <w:start w:val="1"/>
       <w:numFmt w:val="bullet"/>
@@ -2220,7 +5551,7 @@
       </w:rPr>
     </w:lvl>
   </w:abstractNum>
-  <w:abstractNum w:abstractNumId="4" w15:restartNumberingAfterBreak="0">
+  <w:abstractNum w:abstractNumId="8" w15:restartNumberingAfterBreak="0">
     <w:nsid w:val="44B63045"/>
     <w:multiLevelType w:val="hybridMultilevel"/>
     <w:tmpl w:val="1442664C"/>
@@ -2333,7 +5664,156 @@
       </w:rPr>
     </w:lvl>
   </w:abstractNum>
-  <w:abstractNum w:abstractNumId="5" w15:restartNumberingAfterBreak="0">
+  <w:abstractNum w:abstractNumId="9" w15:restartNumberingAfterBreak="0">
+    <w:nsid w:val="576E712E"/>
+    <w:multiLevelType w:val="multilevel"/>
+    <w:tmpl w:val="6568D9BE"/>
+    <w:lvl w:ilvl="0">
+      <w:start w:val="1"/>
+      <w:numFmt w:val="bullet"/>
+      <w:lvlText w:val=""/>
+      <w:lvlJc w:val="left"/>
+      <w:pPr>
+        <w:tabs>
+          <w:tab w:val="num" w:pos="720"/>
+        </w:tabs>
+        <w:ind w:left="720" w:hanging="360"/>
+      </w:pPr>
+      <w:rPr>
+        <w:rFonts w:ascii="Symbol" w:hAnsi="Symbol" w:hint="default"/>
+        <w:sz w:val="20"/>
+      </w:rPr>
+    </w:lvl>
+    <w:lvl w:ilvl="1" w:tentative="1">
+      <w:start w:val="1"/>
+      <w:numFmt w:val="bullet"/>
+      <w:lvlText w:val="o"/>
+      <w:lvlJc w:val="left"/>
+      <w:pPr>
+        <w:tabs>
+          <w:tab w:val="num" w:pos="1440"/>
+        </w:tabs>
+        <w:ind w:left="1440" w:hanging="360"/>
+      </w:pPr>
+      <w:rPr>
+        <w:rFonts w:ascii="Courier New" w:hAnsi="Courier New" w:hint="default"/>
+        <w:sz w:val="20"/>
+      </w:rPr>
+    </w:lvl>
+    <w:lvl w:ilvl="2" w:tentative="1">
+      <w:start w:val="1"/>
+      <w:numFmt w:val="bullet"/>
+      <w:lvlText w:val=""/>
+      <w:lvlJc w:val="left"/>
+      <w:pPr>
+        <w:tabs>
+          <w:tab w:val="num" w:pos="2160"/>
+        </w:tabs>
+        <w:ind w:left="2160" w:hanging="360"/>
+      </w:pPr>
+      <w:rPr>
+        <w:rFonts w:ascii="Wingdings" w:hAnsi="Wingdings" w:hint="default"/>
+        <w:sz w:val="20"/>
+      </w:rPr>
+    </w:lvl>
+    <w:lvl w:ilvl="3" w:tentative="1">
+      <w:start w:val="1"/>
+      <w:numFmt w:val="bullet"/>
+      <w:lvlText w:val=""/>
+      <w:lvlJc w:val="left"/>
+      <w:pPr>
+        <w:tabs>
+          <w:tab w:val="num" w:pos="2880"/>
+        </w:tabs>
+        <w:ind w:left="2880" w:hanging="360"/>
+      </w:pPr>
+      <w:rPr>
+        <w:rFonts w:ascii="Wingdings" w:hAnsi="Wingdings" w:hint="default"/>
+        <w:sz w:val="20"/>
+      </w:rPr>
+    </w:lvl>
+    <w:lvl w:ilvl="4" w:tentative="1">
+      <w:start w:val="1"/>
+      <w:numFmt w:val="bullet"/>
+      <w:lvlText w:val=""/>
+      <w:lvlJc w:val="left"/>
+      <w:pPr>
+        <w:tabs>
+          <w:tab w:val="num" w:pos="3600"/>
+        </w:tabs>
+        <w:ind w:left="3600" w:hanging="360"/>
+      </w:pPr>
+      <w:rPr>
+        <w:rFonts w:ascii="Wingdings" w:hAnsi="Wingdings" w:hint="default"/>
+        <w:sz w:val="20"/>
+      </w:rPr>
+    </w:lvl>
+    <w:lvl w:ilvl="5" w:tentative="1">
+      <w:start w:val="1"/>
+      <w:numFmt w:val="bullet"/>
+      <w:lvlText w:val=""/>
+      <w:lvlJc w:val="left"/>
+      <w:pPr>
+        <w:tabs>
+          <w:tab w:val="num" w:pos="4320"/>
+        </w:tabs>
+        <w:ind w:left="4320" w:hanging="360"/>
+      </w:pPr>
+      <w:rPr>
+        <w:rFonts w:ascii="Wingdings" w:hAnsi="Wingdings" w:hint="default"/>
+        <w:sz w:val="20"/>
+      </w:rPr>
+    </w:lvl>
+    <w:lvl w:ilvl="6" w:tentative="1">
+      <w:start w:val="1"/>
+      <w:numFmt w:val="bullet"/>
+      <w:lvlText w:val=""/>
+      <w:lvlJc w:val="left"/>
+      <w:pPr>
+        <w:tabs>
+          <w:tab w:val="num" w:pos="5040"/>
+        </w:tabs>
+        <w:ind w:left="5040" w:hanging="360"/>
+      </w:pPr>
+      <w:rPr>
+        <w:rFonts w:ascii="Wingdings" w:hAnsi="Wingdings" w:hint="default"/>
+        <w:sz w:val="20"/>
+      </w:rPr>
+    </w:lvl>
+    <w:lvl w:ilvl="7" w:tentative="1">
+      <w:start w:val="1"/>
+      <w:numFmt w:val="bullet"/>
+      <w:lvlText w:val=""/>
+      <w:lvlJc w:val="left"/>
+      <w:pPr>
+        <w:tabs>
+          <w:tab w:val="num" w:pos="5760"/>
+        </w:tabs>
+        <w:ind w:left="5760" w:hanging="360"/>
+      </w:pPr>
+      <w:rPr>
+        <w:rFonts w:ascii="Wingdings" w:hAnsi="Wingdings" w:hint="default"/>
+        <w:sz w:val="20"/>
+      </w:rPr>
+    </w:lvl>
+    <w:lvl w:ilvl="8" w:tentative="1">
+      <w:start w:val="1"/>
+      <w:numFmt w:val="bullet"/>
+      <w:lvlText w:val=""/>
+      <w:lvlJc w:val="left"/>
+      <w:pPr>
+        <w:tabs>
+          <w:tab w:val="num" w:pos="6480"/>
+        </w:tabs>
+        <w:ind w:left="6480" w:hanging="360"/>
+      </w:pPr>
+      <w:rPr>
+        <w:rFonts w:ascii="Wingdings" w:hAnsi="Wingdings" w:hint="default"/>
+        <w:sz w:val="20"/>
+      </w:rPr>
+    </w:lvl>
+  </w:abstractNum>
+  <w:abstractNum w:abstractNumId="10" w15:restartNumberingAfterBreak="0">
     <w:nsid w:val="59B54376"/>
     <w:multiLevelType w:val="hybridMultilevel"/>
     <w:tmpl w:val="756E642C"/>
@@ -2446,7 +5926,7 @@
       </w:rPr>
     </w:lvl>
   </w:abstractNum>
-  <w:abstractNum w:abstractNumId="6" w15:restartNumberingAfterBreak="0">
+  <w:abstractNum w:abstractNumId="11" w15:restartNumberingAfterBreak="0">
     <w:nsid w:val="5B911DF1"/>
     <w:multiLevelType w:val="hybridMultilevel"/>
     <w:tmpl w:val="BA167BA4"/>
@@ -2559,7 +6039,7 @@
       </w:rPr>
     </w:lvl>
   </w:abstractNum>
-  <w:abstractNum w:abstractNumId="7" w15:restartNumberingAfterBreak="0">
+  <w:abstractNum w:abstractNumId="12" w15:restartNumberingAfterBreak="0">
     <w:nsid w:val="5CFE57A6"/>
     <w:multiLevelType w:val="hybridMultilevel"/>
     <w:tmpl w:val="AA5E56D6"/>
@@ -2672,7 +6152,156 @@
       </w:rPr>
     </w:lvl>
   </w:abstractNum>
-  <w:abstractNum w:abstractNumId="8" w15:restartNumberingAfterBreak="0">
+  <w:abstractNum w:abstractNumId="13" w15:restartNumberingAfterBreak="0">
+    <w:nsid w:val="64D33A45"/>
+    <w:multiLevelType w:val="multilevel"/>
+    <w:tmpl w:val="2FDA180C"/>
+    <w:lvl w:ilvl="0">
+      <w:start w:val="1"/>
+      <w:numFmt w:val="bullet"/>
+      <w:lvlText w:val=""/>
+      <w:lvlJc w:val="left"/>
+      <w:pPr>
+        <w:tabs>
+          <w:tab w:val="num" w:pos="720"/>
+        </w:tabs>
+        <w:ind w:left="720" w:hanging="360"/>
+      </w:pPr>
+      <w:rPr>
+        <w:rFonts w:ascii="Symbol" w:hAnsi="Symbol" w:hint="default"/>
+        <w:sz w:val="20"/>
+      </w:rPr>
+    </w:lvl>
+    <w:lvl w:ilvl="1" w:tentative="1">
+      <w:start w:val="1"/>
+      <w:numFmt w:val="bullet"/>
+      <w:lvlText w:val="o"/>
+      <w:lvlJc w:val="left"/>
+      <w:pPr>
+        <w:tabs>
+          <w:tab w:val="num" w:pos="1440"/>
+        </w:tabs>
+        <w:ind w:left="1440" w:hanging="360"/>
+      </w:pPr>
+      <w:rPr>
+        <w:rFonts w:ascii="Courier New" w:hAnsi="Courier New" w:hint="default"/>
+        <w:sz w:val="20"/>
+      </w:rPr>
+    </w:lvl>
+    <w:lvl w:ilvl="2" w:tentative="1">
+      <w:start w:val="1"/>
+      <w:numFmt w:val="bullet"/>
+      <w:lvlText w:val=""/>
+      <w:lvlJc w:val="left"/>
+      <w:pPr>
+        <w:tabs>
+          <w:tab w:val="num" w:pos="2160"/>
+        </w:tabs>
+        <w:ind w:left="2160" w:hanging="360"/>
+      </w:pPr>
+      <w:rPr>
+        <w:rFonts w:ascii="Wingdings" w:hAnsi="Wingdings" w:hint="default"/>
+        <w:sz w:val="20"/>
+      </w:rPr>
+    </w:lvl>
+    <w:lvl w:ilvl="3" w:tentative="1">
+      <w:start w:val="1"/>
+      <w:numFmt w:val="bullet"/>
+      <w:lvlText w:val=""/>
+      <w:lvlJc w:val="left"/>
+      <w:pPr>
+        <w:tabs>
+          <w:tab w:val="num" w:pos="2880"/>
+        </w:tabs>
+        <w:ind w:left="2880" w:hanging="360"/>
+      </w:pPr>
+      <w:rPr>
+        <w:rFonts w:ascii="Wingdings" w:hAnsi="Wingdings" w:hint="default"/>
+        <w:sz w:val="20"/>
+      </w:rPr>
+    </w:lvl>
+    <w:lvl w:ilvl="4" w:tentative="1">
+      <w:start w:val="1"/>
+      <w:numFmt w:val="bullet"/>
+      <w:lvlText w:val=""/>
+      <w:lvlJc w:val="left"/>
+      <w:pPr>
+        <w:tabs>
+          <w:tab w:val="num" w:pos="3600"/>
+        </w:tabs>
+        <w:ind w:left="3600" w:hanging="360"/>
+      </w:pPr>
+      <w:rPr>
+        <w:rFonts w:ascii="Wingdings" w:hAnsi="Wingdings" w:hint="default"/>
+        <w:sz w:val="20"/>
+      </w:rPr>
+    </w:lvl>
+    <w:lvl w:ilvl="5" w:tentative="1">
+      <w:start w:val="1"/>
+      <w:numFmt w:val="bullet"/>
+      <w:lvlText w:val=""/>
+      <w:lvlJc w:val="left"/>
+      <w:pPr>
+        <w:tabs>
+          <w:tab w:val="num" w:pos="4320"/>
+        </w:tabs>
+        <w:ind w:left="4320" w:hanging="360"/>
+      </w:pPr>
+      <w:rPr>
+        <w:rFonts w:ascii="Wingdings" w:hAnsi="Wingdings" w:hint="default"/>
+        <w:sz w:val="20"/>
+      </w:rPr>
+    </w:lvl>
+    <w:lvl w:ilvl="6" w:tentative="1">
+      <w:start w:val="1"/>
+      <w:numFmt w:val="bullet"/>
+      <w:lvlText w:val=""/>
+      <w:lvlJc w:val="left"/>
+      <w:pPr>
+        <w:tabs>
+          <w:tab w:val="num" w:pos="5040"/>
+        </w:tabs>
+        <w:ind w:left="5040" w:hanging="360"/>
+      </w:pPr>
+      <w:rPr>
+        <w:rFonts w:ascii="Wingdings" w:hAnsi="Wingdings" w:hint="default"/>
+        <w:sz w:val="20"/>
+      </w:rPr>
+    </w:lvl>
+    <w:lvl w:ilvl="7" w:tentative="1">
+      <w:start w:val="1"/>
+      <w:numFmt w:val="bullet"/>
+      <w:lvlText w:val=""/>
+      <w:lvlJc w:val="left"/>
+      <w:pPr>
+        <w:tabs>
+          <w:tab w:val="num" w:pos="5760"/>
+        </w:tabs>
+        <w:ind w:left="5760" w:hanging="360"/>
+      </w:pPr>
+      <w:rPr>
+        <w:rFonts w:ascii="Wingdings" w:hAnsi="Wingdings" w:hint="default"/>
+        <w:sz w:val="20"/>
+      </w:rPr>
+    </w:lvl>
+    <w:lvl w:ilvl="8" w:tentative="1">
+      <w:start w:val="1"/>
+      <w:numFmt w:val="bullet"/>
+      <w:lvlText w:val=""/>
+      <w:lvlJc w:val="left"/>
+      <w:pPr>
+        <w:tabs>
+          <w:tab w:val="num" w:pos="6480"/>
+        </w:tabs>
+        <w:ind w:left="6480" w:hanging="360"/>
+      </w:pPr>
+      <w:rPr>
+        <w:rFonts w:ascii="Wingdings" w:hAnsi="Wingdings" w:hint="default"/>
+        <w:sz w:val="20"/>
+      </w:rPr>
+    </w:lvl>
+  </w:abstractNum>
+  <w:abstractNum w:abstractNumId="14" w15:restartNumberingAfterBreak="0">
     <w:nsid w:val="667A2A7B"/>
     <w:multiLevelType w:val="multilevel"/>
     <w:tmpl w:val="C3E4830A"/>
@@ -2817,7 +6446,269 @@
       </w:rPr>
     </w:lvl>
   </w:abstractNum>
-  <w:abstractNum w:abstractNumId="9" w15:restartNumberingAfterBreak="0">
+  <w:abstractNum w:abstractNumId="15" w15:restartNumberingAfterBreak="0">
+    <w:nsid w:val="6EE75F51"/>
+    <w:multiLevelType w:val="multilevel"/>
+    <w:tmpl w:val="E9B67A04"/>
+    <w:lvl w:ilvl="0">
+      <w:start w:val="1"/>
+      <w:numFmt w:val="bullet"/>
+      <w:lvlText w:val=""/>
+      <w:lvlJc w:val="left"/>
+      <w:pPr>
+        <w:tabs>
+          <w:tab w:val="num" w:pos="720"/>
+        </w:tabs>
+        <w:ind w:left="720" w:hanging="360"/>
+      </w:pPr>
+      <w:rPr>
+        <w:rFonts w:ascii="Symbol" w:hAnsi="Symbol" w:hint="default"/>
+        <w:sz w:val="20"/>
+      </w:rPr>
+    </w:lvl>
+    <w:lvl w:ilvl="1" w:tentative="1">
+      <w:start w:val="1"/>
+      <w:numFmt w:val="bullet"/>
+      <w:lvlText w:val="o"/>
+      <w:lvlJc w:val="left"/>
+      <w:pPr>
+        <w:tabs>
+          <w:tab w:val="num" w:pos="1440"/>
+        </w:tabs>
+        <w:ind w:left="1440" w:hanging="360"/>
+      </w:pPr>
+      <w:rPr>
+        <w:rFonts w:ascii="Courier New" w:hAnsi="Courier New" w:hint="default"/>
+        <w:sz w:val="20"/>
+      </w:rPr>
+    </w:lvl>
+    <w:lvl w:ilvl="2" w:tentative="1">
+      <w:start w:val="1"/>
+      <w:numFmt w:val="bullet"/>
+      <w:lvlText w:val=""/>
+      <w:lvlJc w:val="left"/>
+      <w:pPr>
+        <w:tabs>
+          <w:tab w:val="num" w:pos="2160"/>
+        </w:tabs>
+        <w:ind w:left="2160" w:hanging="360"/>
+      </w:pPr>
+      <w:rPr>
+        <w:rFonts w:ascii="Wingdings" w:hAnsi="Wingdings" w:hint="default"/>
+        <w:sz w:val="20"/>
+      </w:rPr>
+    </w:lvl>
+    <w:lvl w:ilvl="3" w:tentative="1">
+      <w:start w:val="1"/>
+      <w:numFmt w:val="bullet"/>
+      <w:lvlText w:val=""/>
+      <w:lvlJc w:val="left"/>
+      <w:pPr>
+        <w:tabs>
+          <w:tab w:val="num" w:pos="2880"/>
+        </w:tabs>
+        <w:ind w:left="2880" w:hanging="360"/>
+      </w:pPr>
+      <w:rPr>
+        <w:rFonts w:ascii="Wingdings" w:hAnsi="Wingdings" w:hint="default"/>
+        <w:sz w:val="20"/>
+      </w:rPr>
+    </w:lvl>
+    <w:lvl w:ilvl="4" w:tentative="1">
+      <w:start w:val="1"/>
+      <w:numFmt w:val="bullet"/>
+      <w:lvlText w:val=""/>
+      <w:lvlJc w:val="left"/>
+      <w:pPr>
+        <w:tabs>
+          <w:tab w:val="num" w:pos="3600"/>
+        </w:tabs>
+        <w:ind w:left="3600" w:hanging="360"/>
+      </w:pPr>
+      <w:rPr>
+        <w:rFonts w:ascii="Wingdings" w:hAnsi="Wingdings" w:hint="default"/>
+        <w:sz w:val="20"/>
+      </w:rPr>
+    </w:lvl>
+    <w:lvl w:ilvl="5" w:tentative="1">
+      <w:start w:val="1"/>
+      <w:numFmt w:val="bullet"/>
+      <w:lvlText w:val=""/>
+      <w:lvlJc w:val="left"/>
+      <w:pPr>
+        <w:tabs>
+          <w:tab w:val="num" w:pos="4320"/>
+        </w:tabs>
+        <w:ind w:left="4320" w:hanging="360"/>
+      </w:pPr>
+      <w:rPr>
+        <w:rFonts w:ascii="Wingdings" w:hAnsi="Wingdings" w:hint="default"/>
+        <w:sz w:val="20"/>
+      </w:rPr>
+    </w:lvl>
+    <w:lvl w:ilvl="6" w:tentative="1">
+      <w:start w:val="1"/>
+      <w:numFmt w:val="bullet"/>
+      <w:lvlText w:val=""/>
+      <w:lvlJc w:val="left"/>
+      <w:pPr>
+        <w:tabs>
+          <w:tab w:val="num" w:pos="5040"/>
+        </w:tabs>
+        <w:ind w:left="5040" w:hanging="360"/>
+      </w:pPr>
+      <w:rPr>
+        <w:rFonts w:ascii="Wingdings" w:hAnsi="Wingdings" w:hint="default"/>
+        <w:sz w:val="20"/>
+      </w:rPr>
+    </w:lvl>
+    <w:lvl w:ilvl="7" w:tentative="1">
+      <w:start w:val="1"/>
+      <w:numFmt w:val="bullet"/>
+      <w:lvlText w:val=""/>
+      <w:lvlJc w:val="left"/>
+      <w:pPr>
+        <w:tabs>
+          <w:tab w:val="num" w:pos="5760"/>
+        </w:tabs>
+        <w:ind w:left="5760" w:hanging="360"/>
+      </w:pPr>
+      <w:rPr>
+        <w:rFonts w:ascii="Wingdings" w:hAnsi="Wingdings" w:hint="default"/>
+        <w:sz w:val="20"/>
+      </w:rPr>
+    </w:lvl>
+    <w:lvl w:ilvl="8" w:tentative="1">
+      <w:start w:val="1"/>
+      <w:numFmt w:val="bullet"/>
+      <w:lvlText w:val=""/>
+      <w:lvlJc w:val="left"/>
+      <w:pPr>
+        <w:tabs>
+          <w:tab w:val="num" w:pos="6480"/>
+        </w:tabs>
+        <w:ind w:left="6480" w:hanging="360"/>
+      </w:pPr>
+      <w:rPr>
+        <w:rFonts w:ascii="Wingdings" w:hAnsi="Wingdings" w:hint="default"/>
+        <w:sz w:val="20"/>
+      </w:rPr>
+    </w:lvl>
+  </w:abstractNum>
+  <w:abstractNum w:abstractNumId="16" w15:restartNumberingAfterBreak="0">
+    <w:nsid w:val="75F92F3D"/>
+    <w:multiLevelType w:val="hybridMultilevel"/>
+    <w:tmpl w:val="DAF0B268"/>
+    <w:lvl w:ilvl="0" w:tplc="08090001">
+      <w:start w:val="1"/>
+      <w:numFmt w:val="bullet"/>
+      <w:lvlText w:val=""/>
+      <w:lvlJc w:val="left"/>
+      <w:pPr>
+        <w:ind w:left="1440" w:hanging="360"/>
+      </w:pPr>
+      <w:rPr>
+        <w:rFonts w:ascii="Symbol" w:hAnsi="Symbol" w:hint="default"/>
+      </w:rPr>
+    </w:lvl>
+    <w:lvl w:ilvl="1" w:tplc="08090003" w:tentative="1">
+      <w:start w:val="1"/>
+      <w:numFmt w:val="bullet"/>
+      <w:lvlText w:val="o"/>
+      <w:lvlJc w:val="left"/>
+      <w:pPr>
+        <w:ind w:left="2160" w:hanging="360"/>
+      </w:pPr>
+      <w:rPr>
+        <w:rFonts w:ascii="Courier New" w:hAnsi="Courier New" w:cs="Courier New" w:hint="default"/>
+      </w:rPr>
+    </w:lvl>
+    <w:lvl w:ilvl="2" w:tplc="08090005" w:tentative="1">
+      <w:start w:val="1"/>
+      <w:numFmt w:val="bullet"/>
+      <w:lvlText w:val=""/>
+      <w:lvlJc w:val="left"/>
+      <w:pPr>
+        <w:ind w:left="2880" w:hanging="360"/>
+      </w:pPr>
+      <w:rPr>
+        <w:rFonts w:ascii="Wingdings" w:hAnsi="Wingdings" w:hint="default"/>
+      </w:rPr>
+    </w:lvl>
+    <w:lvl w:ilvl="3" w:tplc="08090001" w:tentative="1">
+      <w:start w:val="1"/>
+      <w:numFmt w:val="bullet"/>
+      <w:lvlText w:val=""/>
+      <w:lvlJc w:val="left"/>
+      <w:pPr>
+        <w:ind w:left="3600" w:hanging="360"/>
+      </w:pPr>
+      <w:rPr>
+        <w:rFonts w:ascii="Symbol" w:hAnsi="Symbol" w:hint="default"/>
+      </w:rPr>
+    </w:lvl>
+    <w:lvl w:ilvl="4" w:tplc="08090003" w:tentative="1">
+      <w:start w:val="1"/>
+      <w:numFmt w:val="bullet"/>
+      <w:lvlText w:val="o"/>
+      <w:lvlJc w:val="left"/>
+      <w:pPr>
+        <w:ind w:left="4320" w:hanging="360"/>
+      </w:pPr>
+      <w:rPr>
+        <w:rFonts w:ascii="Courier New" w:hAnsi="Courier New" w:cs="Courier New" w:hint="default"/>
+      </w:rPr>
+    </w:lvl>
+    <w:lvl w:ilvl="5" w:tplc="08090005" w:tentative="1">
+      <w:start w:val="1"/>
+      <w:numFmt w:val="bullet"/>
+      <w:lvlText w:val=""/>
+      <w:lvlJc w:val="left"/>
+      <w:pPr>
+        <w:ind w:left="5040" w:hanging="360"/>
+      </w:pPr>
+      <w:rPr>
+        <w:rFonts w:ascii="Wingdings" w:hAnsi="Wingdings" w:hint="default"/>
+      </w:rPr>
+    </w:lvl>
+    <w:lvl w:ilvl="6" w:tplc="08090001" w:tentative="1">
+      <w:start w:val="1"/>
+      <w:numFmt w:val="bullet"/>
+      <w:lvlText w:val=""/>
+      <w:lvlJc w:val="left"/>
+      <w:pPr>
+        <w:ind w:left="5760" w:hanging="360"/>
+      </w:pPr>
+      <w:rPr>
+        <w:rFonts w:ascii="Symbol" w:hAnsi="Symbol" w:hint="default"/>
+      </w:rPr>
+    </w:lvl>
+    <w:lvl w:ilvl="7" w:tplc="08090003" w:tentative="1">
+      <w:start w:val="1"/>
+      <w:numFmt w:val="bullet"/>
+      <w:lvlText w:val="o"/>
+      <w:lvlJc w:val="left"/>
+      <w:pPr>
+        <w:ind w:left="6480" w:hanging="360"/>
+      </w:pPr>
+      <w:rPr>
+        <w:rFonts w:ascii="Courier New" w:hAnsi="Courier New" w:cs="Courier New" w:hint="default"/>
+      </w:rPr>
+    </w:lvl>
+    <w:lvl w:ilvl="8" w:tplc="08090005" w:tentative="1">
+      <w:start w:val="1"/>
+      <w:numFmt w:val="bullet"/>
+      <w:lvlText w:val=""/>
+      <w:lvlJc w:val="left"/>
+      <w:pPr>
+        <w:ind w:left="7200" w:hanging="360"/>
+      </w:pPr>
+      <w:rPr>
+        <w:rFonts w:ascii="Wingdings" w:hAnsi="Wingdings" w:hint="default"/>
+      </w:rPr>
+    </w:lvl>
+  </w:abstractNum>
+  <w:abstractNum w:abstractNumId="17" w15:restartNumberingAfterBreak="0">
     <w:nsid w:val="7D503274"/>
     <w:multiLevelType w:val="multilevel"/>
     <w:tmpl w:val="986865C0"/>
@@ -2967,34 +6858,58 @@
     </w:lvl>
   </w:abstractNum>
   <w:num w:numId="1" w16cid:durableId="1400710082">
-    <w:abstractNumId w:val="1"/>
+    <w:abstractNumId w:val="5"/>
   </w:num>
   <w:num w:numId="2" w16cid:durableId="14038983">
-    <w:abstractNumId w:val="9"/>
+    <w:abstractNumId w:val="17"/>
   </w:num>
   <w:num w:numId="3" w16cid:durableId="2112359883">
-    <w:abstractNumId w:val="2"/>
+    <w:abstractNumId w:val="6"/>
   </w:num>
   <w:num w:numId="4" w16cid:durableId="1242645181">
-    <w:abstractNumId w:val="3"/>
+    <w:abstractNumId w:val="7"/>
   </w:num>
   <w:num w:numId="5" w16cid:durableId="986669264">
-    <w:abstractNumId w:val="7"/>
+    <w:abstractNumId w:val="12"/>
   </w:num>
   <w:num w:numId="6" w16cid:durableId="1079903526">
-    <w:abstractNumId w:val="4"/>
+    <w:abstractNumId w:val="8"/>
   </w:num>
   <w:num w:numId="7" w16cid:durableId="522473532">
-    <w:abstractNumId w:val="6"/>
+    <w:abstractNumId w:val="11"/>
   </w:num>
   <w:num w:numId="8" w16cid:durableId="1087849638">
-    <w:abstractNumId w:val="5"/>
+    <w:abstractNumId w:val="10"/>
   </w:num>
   <w:num w:numId="9" w16cid:durableId="1954480854">
     <w:abstractNumId w:val="0"/>
   </w:num>
   <w:num w:numId="10" w16cid:durableId="1591044205">
-    <w:abstractNumId w:val="8"/>
+    <w:abstractNumId w:val="14"/>
+  </w:num>
+  <w:num w:numId="11" w16cid:durableId="1455099230">
+    <w:abstractNumId w:val="16"/>
+  </w:num>
+  <w:num w:numId="12" w16cid:durableId="1202281945">
+    <w:abstractNumId w:val="4"/>
+  </w:num>
+  <w:num w:numId="13" w16cid:durableId="384448024">
+    <w:abstractNumId w:val="1"/>
+  </w:num>
+  <w:num w:numId="14" w16cid:durableId="666902680">
+    <w:abstractNumId w:val="15"/>
+  </w:num>
+  <w:num w:numId="15" w16cid:durableId="498154943">
+    <w:abstractNumId w:val="3"/>
+  </w:num>
+  <w:num w:numId="16" w16cid:durableId="1324551871">
+    <w:abstractNumId w:val="2"/>
+  </w:num>
+  <w:num w:numId="17" w16cid:durableId="2029670083">
+    <w:abstractNumId w:val="9"/>
+  </w:num>
+  <w:num w:numId="18" w16cid:durableId="83645519">
+    <w:abstractNumId w:val="13"/>
   </w:num>
 </w:numbering>
 </file>
@@ -3979,6 +7894,34 @@
       </w:tblBorders>
     </w:tblPr>
   </w:style>
+  <w:style w:type="paragraph" w:styleId="NormalWeb">
+    <w:name w:val="Normal (Web)"/>
+    <w:basedOn w:val="Normal"/>
+    <w:uiPriority w:val="99"/>
+    <w:semiHidden/>
+    <w:unhideWhenUsed/>
+    <w:rsid w:val="000E6C9B"/>
+    <w:pPr>
+      <w:spacing w:before="100" w:beforeAutospacing="1" w:after="100" w:afterAutospacing="1" w:line="240" w:lineRule="auto"/>
+    </w:pPr>
+    <w:rPr>
+      <w:rFonts w:ascii="Times New Roman" w:eastAsia="Times New Roman" w:hAnsi="Times New Roman" w:cs="Times New Roman"/>
+      <w:kern w:val="0"/>
+      <w:lang w:eastAsia="en-GB"/>
+      <w14:ligatures w14:val="none"/>
+    </w:rPr>
+  </w:style>
+  <w:style w:type="character" w:styleId="Strong">
+    <w:name w:val="Strong"/>
+    <w:basedOn w:val="DefaultParagraphFont"/>
+    <w:uiPriority w:val="22"/>
+    <w:qFormat/>
+    <w:rsid w:val="000E6C9B"/>
+    <w:rPr>
+      <w:b/>
+      <w:bCs/>
+    </w:rPr>
+  </w:style>
 </w:styles>
 </file>
 
